--- a/Day8_Concept.docx
+++ b/Day8_Concept.docx
@@ -4058,6 +4058,1236 @@
       </w:r>
     </w:p>
     <w:p/>
+    <w:p>
+      <w:pPr>
+        <w:rPr>
+          <w:b/>
+          <w:bCs/>
+        </w:rPr>
+      </w:pPr>
+      <w:r>
+        <w:rPr>
+          <w:b/>
+          <w:bCs/>
+        </w:rPr>
+        <w:t>BANKING ANALYTICS SYSTEM</w:t>
+      </w:r>
+    </w:p>
+    <w:p>
+      <w:r>
+        <w:t>Bank wants to analyze:</w:t>
+      </w:r>
+    </w:p>
+    <w:p>
+      <w:pPr>
+        <w:numPr>
+          <w:ilvl w:val="0"/>
+          <w:numId w:val="19"/>
+        </w:numPr>
+      </w:pPr>
+      <w:r>
+        <w:t xml:space="preserve">Customer transactions </w:t>
+      </w:r>
+    </w:p>
+    <w:p>
+      <w:pPr>
+        <w:numPr>
+          <w:ilvl w:val="0"/>
+          <w:numId w:val="19"/>
+        </w:numPr>
+      </w:pPr>
+      <w:r>
+        <w:t xml:space="preserve">Branch performance </w:t>
+      </w:r>
+    </w:p>
+    <w:p>
+      <w:pPr>
+        <w:numPr>
+          <w:ilvl w:val="0"/>
+          <w:numId w:val="19"/>
+        </w:numPr>
+      </w:pPr>
+      <w:r>
+        <w:t xml:space="preserve">Account types </w:t>
+      </w:r>
+    </w:p>
+    <w:p>
+      <w:pPr>
+        <w:numPr>
+          <w:ilvl w:val="0"/>
+          <w:numId w:val="19"/>
+        </w:numPr>
+      </w:pPr>
+      <w:r>
+        <w:t>Time-based trends</w:t>
+      </w:r>
+    </w:p>
+    <w:p>
+      <w:r>
+        <w:t>STAR SCHEMA (10 Tables)</w:t>
+      </w:r>
+    </w:p>
+    <w:p>
+      <w:r>
+        <w:t xml:space="preserve"> 1. FACT TABLE (Center)</w:t>
+      </w:r>
+    </w:p>
+    <w:p>
+      <w:r>
+        <w:t xml:space="preserve">CREATE TABLE </w:t>
+      </w:r>
+      <w:proofErr w:type="spellStart"/>
+      <w:r>
+        <w:t>fact_transactions</w:t>
+      </w:r>
+      <w:proofErr w:type="spellEnd"/>
+      <w:r>
+        <w:t xml:space="preserve"> (</w:t>
+      </w:r>
+    </w:p>
+    <w:p>
+      <w:r>
+        <w:t xml:space="preserve">    </w:t>
+      </w:r>
+      <w:proofErr w:type="spellStart"/>
+      <w:r>
+        <w:t>transaction_id</w:t>
+      </w:r>
+      <w:proofErr w:type="spellEnd"/>
+      <w:r>
+        <w:t xml:space="preserve"> INT PRIMARY KEY,</w:t>
+      </w:r>
+    </w:p>
+    <w:p>
+      <w:r>
+        <w:lastRenderedPageBreak/>
+        <w:t xml:space="preserve">    </w:t>
+      </w:r>
+      <w:proofErr w:type="spellStart"/>
+      <w:r>
+        <w:t>customer_id</w:t>
+      </w:r>
+      <w:proofErr w:type="spellEnd"/>
+      <w:r>
+        <w:t xml:space="preserve"> INT,</w:t>
+      </w:r>
+    </w:p>
+    <w:p>
+      <w:r>
+        <w:t xml:space="preserve">    </w:t>
+      </w:r>
+      <w:proofErr w:type="spellStart"/>
+      <w:r>
+        <w:t>account_id</w:t>
+      </w:r>
+      <w:proofErr w:type="spellEnd"/>
+      <w:r>
+        <w:t xml:space="preserve"> INT,</w:t>
+      </w:r>
+    </w:p>
+    <w:p>
+      <w:r>
+        <w:t xml:space="preserve">    </w:t>
+      </w:r>
+      <w:proofErr w:type="spellStart"/>
+      <w:r>
+        <w:t>branch_id</w:t>
+      </w:r>
+      <w:proofErr w:type="spellEnd"/>
+      <w:r>
+        <w:t xml:space="preserve"> INT,</w:t>
+      </w:r>
+    </w:p>
+    <w:p>
+      <w:r>
+        <w:t xml:space="preserve">    </w:t>
+      </w:r>
+      <w:proofErr w:type="spellStart"/>
+      <w:r>
+        <w:t>date_id</w:t>
+      </w:r>
+      <w:proofErr w:type="spellEnd"/>
+      <w:r>
+        <w:t xml:space="preserve"> INT,</w:t>
+      </w:r>
+    </w:p>
+    <w:p>
+      <w:r>
+        <w:t xml:space="preserve">    </w:t>
+      </w:r>
+      <w:proofErr w:type="spellStart"/>
+      <w:r>
+        <w:t>transaction_type_id</w:t>
+      </w:r>
+      <w:proofErr w:type="spellEnd"/>
+      <w:r>
+        <w:t xml:space="preserve"> INT,</w:t>
+      </w:r>
+    </w:p>
+    <w:p>
+      <w:r>
+        <w:t xml:space="preserve">    amount DECIMAL(10,2)</w:t>
+      </w:r>
+    </w:p>
+    <w:p>
+      <w:r>
+        <w:t>);</w:t>
+      </w:r>
+    </w:p>
+    <w:p>
+      <w:r>
+        <w:t xml:space="preserve"> 2. DIMENSION TABLES (Denormalized)</w:t>
+      </w:r>
+    </w:p>
+    <w:p>
+      <w:r>
+        <w:t xml:space="preserve"> Customer</w:t>
+      </w:r>
+    </w:p>
+    <w:p>
+      <w:r>
+        <w:t xml:space="preserve">CREATE TABLE </w:t>
+      </w:r>
+      <w:proofErr w:type="spellStart"/>
+      <w:r>
+        <w:t>dim_customer</w:t>
+      </w:r>
+      <w:proofErr w:type="spellEnd"/>
+      <w:r>
+        <w:t xml:space="preserve"> (</w:t>
+      </w:r>
+    </w:p>
+    <w:p>
+      <w:r>
+        <w:t xml:space="preserve">    </w:t>
+      </w:r>
+      <w:proofErr w:type="spellStart"/>
+      <w:r>
+        <w:t>customer_id</w:t>
+      </w:r>
+      <w:proofErr w:type="spellEnd"/>
+      <w:r>
+        <w:t xml:space="preserve"> INT PRIMARY KEY,</w:t>
+      </w:r>
+    </w:p>
+    <w:p>
+      <w:r>
+        <w:t xml:space="preserve">    </w:t>
+      </w:r>
+      <w:proofErr w:type="spellStart"/>
+      <w:r>
+        <w:t>customer_name</w:t>
+      </w:r>
+      <w:proofErr w:type="spellEnd"/>
+      <w:r>
+        <w:t xml:space="preserve"> VARCHAR(100),</w:t>
+      </w:r>
+    </w:p>
+    <w:p>
+      <w:r>
+        <w:t xml:space="preserve">    city VARCHAR(50),</w:t>
+      </w:r>
+    </w:p>
+    <w:p>
+      <w:r>
+        <w:t xml:space="preserve">    state VARCHAR(50),</w:t>
+      </w:r>
+    </w:p>
+    <w:p>
+      <w:r>
+        <w:t xml:space="preserve">    country VARCHAR(50)</w:t>
+      </w:r>
+    </w:p>
+    <w:p>
+      <w:r>
+        <w:t>);</w:t>
+      </w:r>
+    </w:p>
+    <w:p>
+      <w:r>
+        <w:t xml:space="preserve"> Account</w:t>
+      </w:r>
+    </w:p>
+    <w:p>
+      <w:r>
+        <w:t xml:space="preserve">CREATE TABLE </w:t>
+      </w:r>
+      <w:proofErr w:type="spellStart"/>
+      <w:r>
+        <w:t>dim_account</w:t>
+      </w:r>
+      <w:proofErr w:type="spellEnd"/>
+      <w:r>
+        <w:t xml:space="preserve"> (</w:t>
+      </w:r>
+    </w:p>
+    <w:p>
+      <w:r>
+        <w:t xml:space="preserve">    </w:t>
+      </w:r>
+      <w:proofErr w:type="spellStart"/>
+      <w:r>
+        <w:t>account_id</w:t>
+      </w:r>
+      <w:proofErr w:type="spellEnd"/>
+      <w:r>
+        <w:t xml:space="preserve"> INT PRIMARY KEY,</w:t>
+      </w:r>
+    </w:p>
+    <w:p>
+      <w:r>
+        <w:t xml:space="preserve">    </w:t>
+      </w:r>
+      <w:proofErr w:type="spellStart"/>
+      <w:r>
+        <w:t>account_type</w:t>
+      </w:r>
+      <w:proofErr w:type="spellEnd"/>
+      <w:r>
+        <w:t xml:space="preserve"> VARCHAR(50),</w:t>
+      </w:r>
+    </w:p>
+    <w:p>
+      <w:r>
+        <w:t xml:space="preserve">    </w:t>
+      </w:r>
+      <w:proofErr w:type="spellStart"/>
+      <w:r>
+        <w:t>account_status</w:t>
+      </w:r>
+      <w:proofErr w:type="spellEnd"/>
+      <w:r>
+        <w:t xml:space="preserve"> VARCHAR(20)</w:t>
+      </w:r>
+    </w:p>
+    <w:p>
+      <w:r>
+        <w:t>);</w:t>
+      </w:r>
+    </w:p>
+    <w:p>
+      <w:r>
+        <w:t xml:space="preserve"> Branch</w:t>
+      </w:r>
+    </w:p>
+    <w:p>
+      <w:r>
+        <w:t xml:space="preserve">CREATE TABLE </w:t>
+      </w:r>
+      <w:proofErr w:type="spellStart"/>
+      <w:r>
+        <w:t>dim_branch</w:t>
+      </w:r>
+      <w:proofErr w:type="spellEnd"/>
+      <w:r>
+        <w:t xml:space="preserve"> (</w:t>
+      </w:r>
+    </w:p>
+    <w:p>
+      <w:r>
+        <w:t xml:space="preserve">    </w:t>
+      </w:r>
+      <w:proofErr w:type="spellStart"/>
+      <w:r>
+        <w:t>branch_id</w:t>
+      </w:r>
+      <w:proofErr w:type="spellEnd"/>
+      <w:r>
+        <w:t xml:space="preserve"> INT PRIMARY KEY,</w:t>
+      </w:r>
+    </w:p>
+    <w:p>
+      <w:r>
+        <w:t xml:space="preserve">    </w:t>
+      </w:r>
+      <w:proofErr w:type="spellStart"/>
+      <w:r>
+        <w:t>branch_name</w:t>
+      </w:r>
+      <w:proofErr w:type="spellEnd"/>
+      <w:r>
+        <w:t xml:space="preserve"> VARCHAR(100),</w:t>
+      </w:r>
+    </w:p>
+    <w:p>
+      <w:r>
+        <w:lastRenderedPageBreak/>
+        <w:t xml:space="preserve">    city VARCHAR(50),</w:t>
+      </w:r>
+    </w:p>
+    <w:p>
+      <w:r>
+        <w:t xml:space="preserve">    state VARCHAR(50)</w:t>
+      </w:r>
+    </w:p>
+    <w:p>
+      <w:r>
+        <w:t>);</w:t>
+      </w:r>
+    </w:p>
+    <w:p>
+      <w:r>
+        <w:t xml:space="preserve"> Date</w:t>
+      </w:r>
+    </w:p>
+    <w:p>
+      <w:r>
+        <w:t xml:space="preserve">CREATE TABLE </w:t>
+      </w:r>
+      <w:proofErr w:type="spellStart"/>
+      <w:r>
+        <w:t>dim_date</w:t>
+      </w:r>
+      <w:proofErr w:type="spellEnd"/>
+      <w:r>
+        <w:t xml:space="preserve"> (</w:t>
+      </w:r>
+    </w:p>
+    <w:p>
+      <w:r>
+        <w:t xml:space="preserve">    </w:t>
+      </w:r>
+      <w:proofErr w:type="spellStart"/>
+      <w:r>
+        <w:t>date_id</w:t>
+      </w:r>
+      <w:proofErr w:type="spellEnd"/>
+      <w:r>
+        <w:t xml:space="preserve"> INT PRIMARY KEY,</w:t>
+      </w:r>
+    </w:p>
+    <w:p>
+      <w:r>
+        <w:t xml:space="preserve">    </w:t>
+      </w:r>
+      <w:proofErr w:type="spellStart"/>
+      <w:r>
+        <w:t>full_date</w:t>
+      </w:r>
+      <w:proofErr w:type="spellEnd"/>
+      <w:r>
+        <w:t xml:space="preserve"> DATE,</w:t>
+      </w:r>
+    </w:p>
+    <w:p>
+      <w:r>
+        <w:t xml:space="preserve">    day INT,</w:t>
+      </w:r>
+    </w:p>
+    <w:p>
+      <w:r>
+        <w:t xml:space="preserve">    month INT,</w:t>
+      </w:r>
+    </w:p>
+    <w:p>
+      <w:r>
+        <w:t xml:space="preserve">    year INT</w:t>
+      </w:r>
+    </w:p>
+    <w:p>
+      <w:r>
+        <w:t>);</w:t>
+      </w:r>
+    </w:p>
+    <w:p>
+      <w:r>
+        <w:t xml:space="preserve"> Transaction Type</w:t>
+      </w:r>
+    </w:p>
+    <w:p>
+      <w:r>
+        <w:t xml:space="preserve">CREATE TABLE </w:t>
+      </w:r>
+      <w:proofErr w:type="spellStart"/>
+      <w:r>
+        <w:t>dim_transaction_type</w:t>
+      </w:r>
+      <w:proofErr w:type="spellEnd"/>
+      <w:r>
+        <w:t xml:space="preserve"> (</w:t>
+      </w:r>
+    </w:p>
+    <w:p>
+      <w:r>
+        <w:t xml:space="preserve">    </w:t>
+      </w:r>
+      <w:proofErr w:type="spellStart"/>
+      <w:r>
+        <w:t>transaction_type_id</w:t>
+      </w:r>
+      <w:proofErr w:type="spellEnd"/>
+      <w:r>
+        <w:t xml:space="preserve"> INT PRIMARY KEY,</w:t>
+      </w:r>
+    </w:p>
+    <w:p>
+      <w:r>
+        <w:t xml:space="preserve">    </w:t>
+      </w:r>
+      <w:proofErr w:type="spellStart"/>
+      <w:r>
+        <w:t>type_name</w:t>
+      </w:r>
+      <w:proofErr w:type="spellEnd"/>
+      <w:r>
+        <w:t xml:space="preserve"> VARCHAR(50)</w:t>
+      </w:r>
+    </w:p>
+    <w:p>
+      <w:r>
+        <w:t>);</w:t>
+      </w:r>
+    </w:p>
+    <w:p>
+      <w:r>
+        <w:t xml:space="preserve"> Channel (ATM / Online / UPI)</w:t>
+      </w:r>
+    </w:p>
+    <w:p>
+      <w:r>
+        <w:t xml:space="preserve">CREATE TABLE </w:t>
+      </w:r>
+      <w:proofErr w:type="spellStart"/>
+      <w:r>
+        <w:t>dim_channel</w:t>
+      </w:r>
+      <w:proofErr w:type="spellEnd"/>
+      <w:r>
+        <w:t xml:space="preserve"> (</w:t>
+      </w:r>
+    </w:p>
+    <w:p>
+      <w:r>
+        <w:t xml:space="preserve">    </w:t>
+      </w:r>
+      <w:proofErr w:type="spellStart"/>
+      <w:r>
+        <w:t>channel_id</w:t>
+      </w:r>
+      <w:proofErr w:type="spellEnd"/>
+      <w:r>
+        <w:t xml:space="preserve"> INT PRIMARY KEY,</w:t>
+      </w:r>
+    </w:p>
+    <w:p>
+      <w:r>
+        <w:t xml:space="preserve">    </w:t>
+      </w:r>
+      <w:proofErr w:type="spellStart"/>
+      <w:r>
+        <w:t>channel_name</w:t>
+      </w:r>
+      <w:proofErr w:type="spellEnd"/>
+      <w:r>
+        <w:t xml:space="preserve"> VARCHAR(50)</w:t>
+      </w:r>
+    </w:p>
+    <w:p>
+      <w:r>
+        <w:t>);</w:t>
+      </w:r>
+    </w:p>
+    <w:p>
+      <w:r>
+        <w:t xml:space="preserve"> Currency</w:t>
+      </w:r>
+    </w:p>
+    <w:p>
+      <w:r>
+        <w:t xml:space="preserve">CREATE TABLE </w:t>
+      </w:r>
+      <w:proofErr w:type="spellStart"/>
+      <w:r>
+        <w:t>dim_currency</w:t>
+      </w:r>
+      <w:proofErr w:type="spellEnd"/>
+      <w:r>
+        <w:t xml:space="preserve"> (</w:t>
+      </w:r>
+    </w:p>
+    <w:p>
+      <w:r>
+        <w:t xml:space="preserve">    </w:t>
+      </w:r>
+      <w:proofErr w:type="spellStart"/>
+      <w:r>
+        <w:t>currency_id</w:t>
+      </w:r>
+      <w:proofErr w:type="spellEnd"/>
+      <w:r>
+        <w:t xml:space="preserve"> INT PRIMARY KEY,</w:t>
+      </w:r>
+    </w:p>
+    <w:p>
+      <w:r>
+        <w:t xml:space="preserve">    </w:t>
+      </w:r>
+      <w:proofErr w:type="spellStart"/>
+      <w:r>
+        <w:t>currency_name</w:t>
+      </w:r>
+      <w:proofErr w:type="spellEnd"/>
+      <w:r>
+        <w:t xml:space="preserve"> VARCHAR(50)</w:t>
+      </w:r>
+    </w:p>
+    <w:p>
+      <w:r>
+        <w:t>);</w:t>
+      </w:r>
+    </w:p>
+    <w:p>
+      <w:r>
+        <w:lastRenderedPageBreak/>
+        <w:t xml:space="preserve"> Employee (Optional for branch analysis)</w:t>
+      </w:r>
+    </w:p>
+    <w:p>
+      <w:r>
+        <w:t xml:space="preserve">CREATE TABLE </w:t>
+      </w:r>
+      <w:proofErr w:type="spellStart"/>
+      <w:r>
+        <w:t>dim_employee</w:t>
+      </w:r>
+      <w:proofErr w:type="spellEnd"/>
+      <w:r>
+        <w:t xml:space="preserve"> (</w:t>
+      </w:r>
+    </w:p>
+    <w:p>
+      <w:r>
+        <w:t xml:space="preserve">    </w:t>
+      </w:r>
+      <w:proofErr w:type="spellStart"/>
+      <w:r>
+        <w:t>employee_id</w:t>
+      </w:r>
+      <w:proofErr w:type="spellEnd"/>
+      <w:r>
+        <w:t xml:space="preserve"> INT PRIMARY KEY,</w:t>
+      </w:r>
+    </w:p>
+    <w:p>
+      <w:r>
+        <w:t xml:space="preserve">    </w:t>
+      </w:r>
+      <w:proofErr w:type="spellStart"/>
+      <w:r>
+        <w:t>employee_name</w:t>
+      </w:r>
+      <w:proofErr w:type="spellEnd"/>
+      <w:r>
+        <w:t xml:space="preserve"> VARCHAR(100),</w:t>
+      </w:r>
+    </w:p>
+    <w:p>
+      <w:r>
+        <w:t xml:space="preserve">    role VARCHAR(50)</w:t>
+      </w:r>
+    </w:p>
+    <w:p>
+      <w:r>
+        <w:t>);</w:t>
+      </w:r>
+    </w:p>
+    <w:p>
+      <w:r>
+        <w:t xml:space="preserve"> Region</w:t>
+      </w:r>
+    </w:p>
+    <w:p>
+      <w:r>
+        <w:t xml:space="preserve">CREATE TABLE </w:t>
+      </w:r>
+      <w:proofErr w:type="spellStart"/>
+      <w:r>
+        <w:t>dim_region</w:t>
+      </w:r>
+      <w:proofErr w:type="spellEnd"/>
+      <w:r>
+        <w:t xml:space="preserve"> (</w:t>
+      </w:r>
+    </w:p>
+    <w:p>
+      <w:r>
+        <w:t xml:space="preserve">    </w:t>
+      </w:r>
+      <w:proofErr w:type="spellStart"/>
+      <w:r>
+        <w:t>region_id</w:t>
+      </w:r>
+      <w:proofErr w:type="spellEnd"/>
+      <w:r>
+        <w:t xml:space="preserve"> INT PRIMARY KEY,</w:t>
+      </w:r>
+    </w:p>
+    <w:p>
+      <w:r>
+        <w:t xml:space="preserve">    </w:t>
+      </w:r>
+      <w:proofErr w:type="spellStart"/>
+      <w:r>
+        <w:t>region_name</w:t>
+      </w:r>
+      <w:proofErr w:type="spellEnd"/>
+      <w:r>
+        <w:t xml:space="preserve"> VARCHAR(50)</w:t>
+      </w:r>
+    </w:p>
+    <w:p>
+      <w:r>
+        <w:t>);</w:t>
+      </w:r>
+    </w:p>
+    <w:p>
+      <w:r>
+        <w:t xml:space="preserve"> Total Tables</w:t>
+      </w:r>
+    </w:p>
+    <w:p/>
+    <w:p>
+      <w:r>
+        <w:t xml:space="preserve"> 1 Fact + 9 Dimensions = 10 Tables</w:t>
+      </w:r>
+    </w:p>
+    <w:p/>
+    <w:p/>
+    <w:p>
+      <w:r>
+        <w:t xml:space="preserve"> SNOWFLAKE SCHEMA (Same System, Normalized)</w:t>
+      </w:r>
+    </w:p>
+    <w:p/>
+    <w:p>
+      <w:r>
+        <w:t>Now we break dimension tables into smaller tables</w:t>
+      </w:r>
+    </w:p>
+    <w:p/>
+    <w:p>
+      <w:r>
+        <w:t xml:space="preserve"> 1. Normalize Location</w:t>
+      </w:r>
+    </w:p>
+    <w:p>
+      <w:r>
+        <w:t xml:space="preserve">CREATE TABLE </w:t>
+      </w:r>
+      <w:proofErr w:type="spellStart"/>
+      <w:r>
+        <w:t>dim_country</w:t>
+      </w:r>
+      <w:proofErr w:type="spellEnd"/>
+      <w:r>
+        <w:t xml:space="preserve"> (</w:t>
+      </w:r>
+    </w:p>
+    <w:p>
+      <w:r>
+        <w:t xml:space="preserve">    </w:t>
+      </w:r>
+      <w:proofErr w:type="spellStart"/>
+      <w:r>
+        <w:t>country_id</w:t>
+      </w:r>
+      <w:proofErr w:type="spellEnd"/>
+      <w:r>
+        <w:t xml:space="preserve"> INT PRIMARY KEY,</w:t>
+      </w:r>
+    </w:p>
+    <w:p>
+      <w:r>
+        <w:t xml:space="preserve">    </w:t>
+      </w:r>
+      <w:proofErr w:type="spellStart"/>
+      <w:r>
+        <w:t>country_name</w:t>
+      </w:r>
+      <w:proofErr w:type="spellEnd"/>
+      <w:r>
+        <w:t xml:space="preserve"> VARCHAR(50)</w:t>
+      </w:r>
+    </w:p>
+    <w:p>
+      <w:r>
+        <w:t>);</w:t>
+      </w:r>
+    </w:p>
+    <w:p/>
+    <w:p>
+      <w:r>
+        <w:lastRenderedPageBreak/>
+        <w:t xml:space="preserve">CREATE TABLE </w:t>
+      </w:r>
+      <w:proofErr w:type="spellStart"/>
+      <w:r>
+        <w:t>dim_state</w:t>
+      </w:r>
+      <w:proofErr w:type="spellEnd"/>
+      <w:r>
+        <w:t xml:space="preserve"> (</w:t>
+      </w:r>
+    </w:p>
+    <w:p>
+      <w:r>
+        <w:t xml:space="preserve">    </w:t>
+      </w:r>
+      <w:proofErr w:type="spellStart"/>
+      <w:r>
+        <w:t>state_id</w:t>
+      </w:r>
+      <w:proofErr w:type="spellEnd"/>
+      <w:r>
+        <w:t xml:space="preserve"> INT PRIMARY KEY,</w:t>
+      </w:r>
+    </w:p>
+    <w:p>
+      <w:r>
+        <w:t xml:space="preserve">    </w:t>
+      </w:r>
+      <w:proofErr w:type="spellStart"/>
+      <w:r>
+        <w:t>state_name</w:t>
+      </w:r>
+      <w:proofErr w:type="spellEnd"/>
+      <w:r>
+        <w:t xml:space="preserve"> VARCHAR(50),</w:t>
+      </w:r>
+    </w:p>
+    <w:p>
+      <w:r>
+        <w:t xml:space="preserve">    </w:t>
+      </w:r>
+      <w:proofErr w:type="spellStart"/>
+      <w:r>
+        <w:t>country_id</w:t>
+      </w:r>
+      <w:proofErr w:type="spellEnd"/>
+      <w:r>
+        <w:t xml:space="preserve"> INT</w:t>
+      </w:r>
+    </w:p>
+    <w:p>
+      <w:r>
+        <w:t>);</w:t>
+      </w:r>
+    </w:p>
+    <w:p/>
+    <w:p>
+      <w:r>
+        <w:t xml:space="preserve">CREATE TABLE </w:t>
+      </w:r>
+      <w:proofErr w:type="spellStart"/>
+      <w:r>
+        <w:t>dim_city</w:t>
+      </w:r>
+      <w:proofErr w:type="spellEnd"/>
+      <w:r>
+        <w:t xml:space="preserve"> (</w:t>
+      </w:r>
+    </w:p>
+    <w:p>
+      <w:r>
+        <w:t xml:space="preserve">    </w:t>
+      </w:r>
+      <w:proofErr w:type="spellStart"/>
+      <w:r>
+        <w:t>city_id</w:t>
+      </w:r>
+      <w:proofErr w:type="spellEnd"/>
+      <w:r>
+        <w:t xml:space="preserve"> INT PRIMARY KEY,</w:t>
+      </w:r>
+    </w:p>
+    <w:p>
+      <w:r>
+        <w:t xml:space="preserve">    </w:t>
+      </w:r>
+      <w:proofErr w:type="spellStart"/>
+      <w:r>
+        <w:t>city_name</w:t>
+      </w:r>
+      <w:proofErr w:type="spellEnd"/>
+      <w:r>
+        <w:t xml:space="preserve"> VARCHAR(50),</w:t>
+      </w:r>
+    </w:p>
+    <w:p>
+      <w:r>
+        <w:t xml:space="preserve">    </w:t>
+      </w:r>
+      <w:proofErr w:type="spellStart"/>
+      <w:r>
+        <w:t>state_id</w:t>
+      </w:r>
+      <w:proofErr w:type="spellEnd"/>
+      <w:r>
+        <w:t xml:space="preserve"> INT</w:t>
+      </w:r>
+    </w:p>
+    <w:p>
+      <w:r>
+        <w:t>);</w:t>
+      </w:r>
+    </w:p>
+    <w:p>
+      <w:r>
+        <w:rPr>
+          <w:rFonts w:ascii="Segoe UI Emoji" w:hAnsi="Segoe UI Emoji" w:cs="Segoe UI Emoji"/>
+        </w:rPr>
+        <w:t>🔹</w:t>
+      </w:r>
+      <w:r>
+        <w:t xml:space="preserve"> 2. Updated Customer Table</w:t>
+      </w:r>
+    </w:p>
+    <w:p>
+      <w:r>
+        <w:t xml:space="preserve">CREATE TABLE </w:t>
+      </w:r>
+      <w:proofErr w:type="spellStart"/>
+      <w:r>
+        <w:t>dim_customer_sf</w:t>
+      </w:r>
+      <w:proofErr w:type="spellEnd"/>
+      <w:r>
+        <w:t xml:space="preserve"> (</w:t>
+      </w:r>
+    </w:p>
+    <w:p>
+      <w:r>
+        <w:t xml:space="preserve">    </w:t>
+      </w:r>
+      <w:proofErr w:type="spellStart"/>
+      <w:r>
+        <w:t>customer_id</w:t>
+      </w:r>
+      <w:proofErr w:type="spellEnd"/>
+      <w:r>
+        <w:t xml:space="preserve"> INT PRIMARY KEY,</w:t>
+      </w:r>
+    </w:p>
+    <w:p>
+      <w:r>
+        <w:t xml:space="preserve">    </w:t>
+      </w:r>
+      <w:proofErr w:type="spellStart"/>
+      <w:r>
+        <w:t>customer_name</w:t>
+      </w:r>
+      <w:proofErr w:type="spellEnd"/>
+      <w:r>
+        <w:t xml:space="preserve"> VARCHAR(100),</w:t>
+      </w:r>
+    </w:p>
+    <w:p>
+      <w:r>
+        <w:t xml:space="preserve">    </w:t>
+      </w:r>
+      <w:proofErr w:type="spellStart"/>
+      <w:r>
+        <w:t>city_id</w:t>
+      </w:r>
+      <w:proofErr w:type="spellEnd"/>
+      <w:r>
+        <w:t xml:space="preserve"> INT</w:t>
+      </w:r>
+    </w:p>
+    <w:p>
+      <w:r>
+        <w:t>);</w:t>
+      </w:r>
+    </w:p>
+    <w:p>
+      <w:r>
+        <w:rPr>
+          <w:rFonts w:ascii="Segoe UI Emoji" w:hAnsi="Segoe UI Emoji" w:cs="Segoe UI Emoji"/>
+        </w:rPr>
+        <w:t>🔹</w:t>
+      </w:r>
+      <w:r>
+        <w:t xml:space="preserve"> 3. Updated Branch Table</w:t>
+      </w:r>
+    </w:p>
+    <w:p>
+      <w:r>
+        <w:t xml:space="preserve">CREATE TABLE </w:t>
+      </w:r>
+      <w:proofErr w:type="spellStart"/>
+      <w:r>
+        <w:t>dim_branch_sf</w:t>
+      </w:r>
+      <w:proofErr w:type="spellEnd"/>
+      <w:r>
+        <w:t xml:space="preserve"> (</w:t>
+      </w:r>
+    </w:p>
+    <w:p>
+      <w:r>
+        <w:t xml:space="preserve">    </w:t>
+      </w:r>
+      <w:proofErr w:type="spellStart"/>
+      <w:r>
+        <w:t>branch_id</w:t>
+      </w:r>
+      <w:proofErr w:type="spellEnd"/>
+      <w:r>
+        <w:t xml:space="preserve"> INT PRIMARY KEY,</w:t>
+      </w:r>
+    </w:p>
+    <w:p>
+      <w:r>
+        <w:t xml:space="preserve">    </w:t>
+      </w:r>
+      <w:proofErr w:type="spellStart"/>
+      <w:r>
+        <w:t>branch_name</w:t>
+      </w:r>
+      <w:proofErr w:type="spellEnd"/>
+      <w:r>
+        <w:t xml:space="preserve"> VARCHAR(100),</w:t>
+      </w:r>
+    </w:p>
+    <w:p>
+      <w:r>
+        <w:t xml:space="preserve">    </w:t>
+      </w:r>
+      <w:proofErr w:type="spellStart"/>
+      <w:r>
+        <w:t>city_id</w:t>
+      </w:r>
+      <w:proofErr w:type="spellEnd"/>
+      <w:r>
+        <w:t xml:space="preserve"> INT</w:t>
+      </w:r>
+    </w:p>
+    <w:p>
+      <w:r>
+        <w:t>);</w:t>
+      </w:r>
+    </w:p>
+    <w:p>
+      <w:r>
+        <w:rPr>
+          <w:rFonts w:ascii="Segoe UI Emoji" w:hAnsi="Segoe UI Emoji" w:cs="Segoe UI Emoji"/>
+        </w:rPr>
+        <w:t>🔹</w:t>
+      </w:r>
+      <w:r>
+        <w:t xml:space="preserve"> 4. Normalize Account Type</w:t>
+      </w:r>
+    </w:p>
+    <w:p>
+      <w:r>
+        <w:t xml:space="preserve">CREATE TABLE </w:t>
+      </w:r>
+      <w:proofErr w:type="spellStart"/>
+      <w:r>
+        <w:t>dim_account_type</w:t>
+      </w:r>
+      <w:proofErr w:type="spellEnd"/>
+      <w:r>
+        <w:t xml:space="preserve"> (</w:t>
+      </w:r>
+    </w:p>
+    <w:p>
+      <w:r>
+        <w:t xml:space="preserve">    </w:t>
+      </w:r>
+      <w:proofErr w:type="spellStart"/>
+      <w:r>
+        <w:t>account_type_id</w:t>
+      </w:r>
+      <w:proofErr w:type="spellEnd"/>
+      <w:r>
+        <w:t xml:space="preserve"> INT PRIMARY KEY,</w:t>
+      </w:r>
+    </w:p>
+    <w:p>
+      <w:r>
+        <w:lastRenderedPageBreak/>
+        <w:t xml:space="preserve">    </w:t>
+      </w:r>
+      <w:proofErr w:type="spellStart"/>
+      <w:r>
+        <w:t>account_type_name</w:t>
+      </w:r>
+      <w:proofErr w:type="spellEnd"/>
+      <w:r>
+        <w:t xml:space="preserve"> VARCHAR(50)</w:t>
+      </w:r>
+    </w:p>
+    <w:p>
+      <w:r>
+        <w:t>);</w:t>
+      </w:r>
+    </w:p>
+    <w:p/>
+    <w:p>
+      <w:r>
+        <w:t xml:space="preserve">CREATE TABLE </w:t>
+      </w:r>
+      <w:proofErr w:type="spellStart"/>
+      <w:r>
+        <w:t>dim_account_sf</w:t>
+      </w:r>
+      <w:proofErr w:type="spellEnd"/>
+      <w:r>
+        <w:t xml:space="preserve"> (</w:t>
+      </w:r>
+    </w:p>
+    <w:p>
+      <w:r>
+        <w:t xml:space="preserve">    </w:t>
+      </w:r>
+      <w:proofErr w:type="spellStart"/>
+      <w:r>
+        <w:t>account_id</w:t>
+      </w:r>
+      <w:proofErr w:type="spellEnd"/>
+      <w:r>
+        <w:t xml:space="preserve"> INT PRIMARY KEY,</w:t>
+      </w:r>
+    </w:p>
+    <w:p>
+      <w:r>
+        <w:t xml:space="preserve">    </w:t>
+      </w:r>
+      <w:proofErr w:type="spellStart"/>
+      <w:r>
+        <w:t>account_type_id</w:t>
+      </w:r>
+      <w:proofErr w:type="spellEnd"/>
+      <w:r>
+        <w:t xml:space="preserve"> INT,</w:t>
+      </w:r>
+    </w:p>
+    <w:p>
+      <w:r>
+        <w:t xml:space="preserve">    </w:t>
+      </w:r>
+      <w:proofErr w:type="spellStart"/>
+      <w:r>
+        <w:t>account_status</w:t>
+      </w:r>
+      <w:proofErr w:type="spellEnd"/>
+      <w:r>
+        <w:t xml:space="preserve"> VARCHAR(20)</w:t>
+      </w:r>
+    </w:p>
+    <w:p>
+      <w:r>
+        <w:t>);</w:t>
+      </w:r>
+    </w:p>
+    <w:p>
+      <w:r>
+        <w:t xml:space="preserve"> 5. Normalize Transaction Type</w:t>
+      </w:r>
+    </w:p>
+    <w:p>
+      <w:r>
+        <w:t xml:space="preserve">CREATE TABLE </w:t>
+      </w:r>
+      <w:proofErr w:type="spellStart"/>
+      <w:r>
+        <w:t>dim_transaction_category</w:t>
+      </w:r>
+      <w:proofErr w:type="spellEnd"/>
+      <w:r>
+        <w:t xml:space="preserve"> (</w:t>
+      </w:r>
+    </w:p>
+    <w:p>
+      <w:r>
+        <w:t xml:space="preserve">    </w:t>
+      </w:r>
+      <w:proofErr w:type="spellStart"/>
+      <w:r>
+        <w:t>category_id</w:t>
+      </w:r>
+      <w:proofErr w:type="spellEnd"/>
+      <w:r>
+        <w:t xml:space="preserve"> INT PRIMARY KEY,</w:t>
+      </w:r>
+    </w:p>
+    <w:p>
+      <w:r>
+        <w:t xml:space="preserve">    </w:t>
+      </w:r>
+      <w:proofErr w:type="spellStart"/>
+      <w:r>
+        <w:t>category_name</w:t>
+      </w:r>
+      <w:proofErr w:type="spellEnd"/>
+      <w:r>
+        <w:t xml:space="preserve"> VARCHAR(50)</w:t>
+      </w:r>
+    </w:p>
+    <w:p>
+      <w:r>
+        <w:t>);</w:t>
+      </w:r>
+    </w:p>
+    <w:p/>
+    <w:p>
+      <w:r>
+        <w:t xml:space="preserve">CREATE TABLE </w:t>
+      </w:r>
+      <w:proofErr w:type="spellStart"/>
+      <w:r>
+        <w:t>dim_transaction_type_sf</w:t>
+      </w:r>
+      <w:proofErr w:type="spellEnd"/>
+      <w:r>
+        <w:t xml:space="preserve"> (</w:t>
+      </w:r>
+    </w:p>
+    <w:p>
+      <w:r>
+        <w:t xml:space="preserve">    </w:t>
+      </w:r>
+      <w:proofErr w:type="spellStart"/>
+      <w:r>
+        <w:t>transaction_type_id</w:t>
+      </w:r>
+      <w:proofErr w:type="spellEnd"/>
+      <w:r>
+        <w:t xml:space="preserve"> INT PRIMARY KEY,</w:t>
+      </w:r>
+    </w:p>
+    <w:p>
+      <w:r>
+        <w:t xml:space="preserve">    </w:t>
+      </w:r>
+      <w:proofErr w:type="spellStart"/>
+      <w:r>
+        <w:t>type_name</w:t>
+      </w:r>
+      <w:proofErr w:type="spellEnd"/>
+      <w:r>
+        <w:t xml:space="preserve"> VARCHAR(50),</w:t>
+      </w:r>
+    </w:p>
+    <w:p>
+      <w:r>
+        <w:t xml:space="preserve">    </w:t>
+      </w:r>
+      <w:proofErr w:type="spellStart"/>
+      <w:r>
+        <w:t>category_id</w:t>
+      </w:r>
+      <w:proofErr w:type="spellEnd"/>
+      <w:r>
+        <w:t xml:space="preserve"> INT</w:t>
+      </w:r>
+    </w:p>
+    <w:p>
+      <w:r>
+        <w:t>);</w:t>
+      </w:r>
+    </w:p>
     <w:sectPr>
       <w:pgSz w:w="12240" w:h="15840"/>
       <w:pgMar w:top="1440" w:right="1440" w:bottom="1440" w:left="1440" w:header="720" w:footer="720" w:gutter="0"/>
@@ -5376,6 +6606,155 @@
     </w:lvl>
   </w:abstractNum>
   <w:abstractNum w:abstractNumId="9" w15:restartNumberingAfterBreak="0">
+    <w:nsid w:val="3B60094C"/>
+    <w:multiLevelType w:val="multilevel"/>
+    <w:tmpl w:val="99FCC194"/>
+    <w:lvl w:ilvl="0">
+      <w:start w:val="1"/>
+      <w:numFmt w:val="bullet"/>
+      <w:lvlText w:val=""/>
+      <w:lvlJc w:val="left"/>
+      <w:pPr>
+        <w:tabs>
+          <w:tab w:val="num" w:pos="720"/>
+        </w:tabs>
+        <w:ind w:left="720" w:hanging="360"/>
+      </w:pPr>
+      <w:rPr>
+        <w:rFonts w:ascii="Symbol" w:hAnsi="Symbol" w:hint="default"/>
+        <w:sz w:val="20"/>
+      </w:rPr>
+    </w:lvl>
+    <w:lvl w:ilvl="1" w:tentative="1">
+      <w:start w:val="1"/>
+      <w:numFmt w:val="bullet"/>
+      <w:lvlText w:val="o"/>
+      <w:lvlJc w:val="left"/>
+      <w:pPr>
+        <w:tabs>
+          <w:tab w:val="num" w:pos="1440"/>
+        </w:tabs>
+        <w:ind w:left="1440" w:hanging="360"/>
+      </w:pPr>
+      <w:rPr>
+        <w:rFonts w:ascii="Courier New" w:hAnsi="Courier New" w:hint="default"/>
+        <w:sz w:val="20"/>
+      </w:rPr>
+    </w:lvl>
+    <w:lvl w:ilvl="2" w:tentative="1">
+      <w:start w:val="1"/>
+      <w:numFmt w:val="bullet"/>
+      <w:lvlText w:val=""/>
+      <w:lvlJc w:val="left"/>
+      <w:pPr>
+        <w:tabs>
+          <w:tab w:val="num" w:pos="2160"/>
+        </w:tabs>
+        <w:ind w:left="2160" w:hanging="360"/>
+      </w:pPr>
+      <w:rPr>
+        <w:rFonts w:ascii="Wingdings" w:hAnsi="Wingdings" w:hint="default"/>
+        <w:sz w:val="20"/>
+      </w:rPr>
+    </w:lvl>
+    <w:lvl w:ilvl="3" w:tentative="1">
+      <w:start w:val="1"/>
+      <w:numFmt w:val="bullet"/>
+      <w:lvlText w:val=""/>
+      <w:lvlJc w:val="left"/>
+      <w:pPr>
+        <w:tabs>
+          <w:tab w:val="num" w:pos="2880"/>
+        </w:tabs>
+        <w:ind w:left="2880" w:hanging="360"/>
+      </w:pPr>
+      <w:rPr>
+        <w:rFonts w:ascii="Wingdings" w:hAnsi="Wingdings" w:hint="default"/>
+        <w:sz w:val="20"/>
+      </w:rPr>
+    </w:lvl>
+    <w:lvl w:ilvl="4" w:tentative="1">
+      <w:start w:val="1"/>
+      <w:numFmt w:val="bullet"/>
+      <w:lvlText w:val=""/>
+      <w:lvlJc w:val="left"/>
+      <w:pPr>
+        <w:tabs>
+          <w:tab w:val="num" w:pos="3600"/>
+        </w:tabs>
+        <w:ind w:left="3600" w:hanging="360"/>
+      </w:pPr>
+      <w:rPr>
+        <w:rFonts w:ascii="Wingdings" w:hAnsi="Wingdings" w:hint="default"/>
+        <w:sz w:val="20"/>
+      </w:rPr>
+    </w:lvl>
+    <w:lvl w:ilvl="5" w:tentative="1">
+      <w:start w:val="1"/>
+      <w:numFmt w:val="bullet"/>
+      <w:lvlText w:val=""/>
+      <w:lvlJc w:val="left"/>
+      <w:pPr>
+        <w:tabs>
+          <w:tab w:val="num" w:pos="4320"/>
+        </w:tabs>
+        <w:ind w:left="4320" w:hanging="360"/>
+      </w:pPr>
+      <w:rPr>
+        <w:rFonts w:ascii="Wingdings" w:hAnsi="Wingdings" w:hint="default"/>
+        <w:sz w:val="20"/>
+      </w:rPr>
+    </w:lvl>
+    <w:lvl w:ilvl="6" w:tentative="1">
+      <w:start w:val="1"/>
+      <w:numFmt w:val="bullet"/>
+      <w:lvlText w:val=""/>
+      <w:lvlJc w:val="left"/>
+      <w:pPr>
+        <w:tabs>
+          <w:tab w:val="num" w:pos="5040"/>
+        </w:tabs>
+        <w:ind w:left="5040" w:hanging="360"/>
+      </w:pPr>
+      <w:rPr>
+        <w:rFonts w:ascii="Wingdings" w:hAnsi="Wingdings" w:hint="default"/>
+        <w:sz w:val="20"/>
+      </w:rPr>
+    </w:lvl>
+    <w:lvl w:ilvl="7" w:tentative="1">
+      <w:start w:val="1"/>
+      <w:numFmt w:val="bullet"/>
+      <w:lvlText w:val=""/>
+      <w:lvlJc w:val="left"/>
+      <w:pPr>
+        <w:tabs>
+          <w:tab w:val="num" w:pos="5760"/>
+        </w:tabs>
+        <w:ind w:left="5760" w:hanging="360"/>
+      </w:pPr>
+      <w:rPr>
+        <w:rFonts w:ascii="Wingdings" w:hAnsi="Wingdings" w:hint="default"/>
+        <w:sz w:val="20"/>
+      </w:rPr>
+    </w:lvl>
+    <w:lvl w:ilvl="8" w:tentative="1">
+      <w:start w:val="1"/>
+      <w:numFmt w:val="bullet"/>
+      <w:lvlText w:val=""/>
+      <w:lvlJc w:val="left"/>
+      <w:pPr>
+        <w:tabs>
+          <w:tab w:val="num" w:pos="6480"/>
+        </w:tabs>
+        <w:ind w:left="6480" w:hanging="360"/>
+      </w:pPr>
+      <w:rPr>
+        <w:rFonts w:ascii="Wingdings" w:hAnsi="Wingdings" w:hint="default"/>
+        <w:sz w:val="20"/>
+      </w:rPr>
+    </w:lvl>
+  </w:abstractNum>
+  <w:abstractNum w:abstractNumId="10" w15:restartNumberingAfterBreak="0">
     <w:nsid w:val="3B65456E"/>
     <w:multiLevelType w:val="multilevel"/>
     <w:tmpl w:val="7F405A9A"/>
@@ -5524,7 +6903,7 @@
       </w:rPr>
     </w:lvl>
   </w:abstractNum>
-  <w:abstractNum w:abstractNumId="10" w15:restartNumberingAfterBreak="0">
+  <w:abstractNum w:abstractNumId="11" w15:restartNumberingAfterBreak="0">
     <w:nsid w:val="41FC1FE3"/>
     <w:multiLevelType w:val="multilevel"/>
     <w:tmpl w:val="051C46B0"/>
@@ -5673,7 +7052,7 @@
       </w:rPr>
     </w:lvl>
   </w:abstractNum>
-  <w:abstractNum w:abstractNumId="11" w15:restartNumberingAfterBreak="0">
+  <w:abstractNum w:abstractNumId="12" w15:restartNumberingAfterBreak="0">
     <w:nsid w:val="441362A9"/>
     <w:multiLevelType w:val="multilevel"/>
     <w:tmpl w:val="5C0006F4"/>
@@ -5822,7 +7201,7 @@
       </w:rPr>
     </w:lvl>
   </w:abstractNum>
-  <w:abstractNum w:abstractNumId="12" w15:restartNumberingAfterBreak="0">
+  <w:abstractNum w:abstractNumId="13" w15:restartNumberingAfterBreak="0">
     <w:nsid w:val="447452A7"/>
     <w:multiLevelType w:val="multilevel"/>
     <w:tmpl w:val="43463594"/>
@@ -5971,7 +7350,7 @@
       </w:rPr>
     </w:lvl>
   </w:abstractNum>
-  <w:abstractNum w:abstractNumId="13" w15:restartNumberingAfterBreak="0">
+  <w:abstractNum w:abstractNumId="14" w15:restartNumberingAfterBreak="0">
     <w:nsid w:val="47BB103A"/>
     <w:multiLevelType w:val="multilevel"/>
     <w:tmpl w:val="76087238"/>
@@ -6120,7 +7499,7 @@
       </w:rPr>
     </w:lvl>
   </w:abstractNum>
-  <w:abstractNum w:abstractNumId="14" w15:restartNumberingAfterBreak="0">
+  <w:abstractNum w:abstractNumId="15" w15:restartNumberingAfterBreak="0">
     <w:nsid w:val="4AD1060A"/>
     <w:multiLevelType w:val="multilevel"/>
     <w:tmpl w:val="B9B846D4"/>
@@ -6269,7 +7648,7 @@
       </w:rPr>
     </w:lvl>
   </w:abstractNum>
-  <w:abstractNum w:abstractNumId="15" w15:restartNumberingAfterBreak="0">
+  <w:abstractNum w:abstractNumId="16" w15:restartNumberingAfterBreak="0">
     <w:nsid w:val="51986885"/>
     <w:multiLevelType w:val="multilevel"/>
     <w:tmpl w:val="15D28DEC"/>
@@ -6418,7 +7797,7 @@
       </w:rPr>
     </w:lvl>
   </w:abstractNum>
-  <w:abstractNum w:abstractNumId="16" w15:restartNumberingAfterBreak="0">
+  <w:abstractNum w:abstractNumId="17" w15:restartNumberingAfterBreak="0">
     <w:nsid w:val="52A96362"/>
     <w:multiLevelType w:val="multilevel"/>
     <w:tmpl w:val="EB142532"/>
@@ -6567,7 +7946,7 @@
       </w:rPr>
     </w:lvl>
   </w:abstractNum>
-  <w:abstractNum w:abstractNumId="17" w15:restartNumberingAfterBreak="0">
+  <w:abstractNum w:abstractNumId="18" w15:restartNumberingAfterBreak="0">
     <w:nsid w:val="578B40EB"/>
     <w:multiLevelType w:val="multilevel"/>
     <w:tmpl w:val="7F9E4EC4"/>
@@ -6720,13 +8099,13 @@
     <w:abstractNumId w:val="7"/>
   </w:num>
   <w:num w:numId="2" w16cid:durableId="2133552870">
+    <w:abstractNumId w:val="12"/>
+  </w:num>
+  <w:num w:numId="3" w16cid:durableId="563180956">
     <w:abstractNumId w:val="11"/>
   </w:num>
-  <w:num w:numId="3" w16cid:durableId="563180956">
-    <w:abstractNumId w:val="10"/>
-  </w:num>
   <w:num w:numId="4" w16cid:durableId="1773012578">
-    <w:abstractNumId w:val="12"/>
+    <w:abstractNumId w:val="13"/>
   </w:num>
   <w:num w:numId="5" w16cid:durableId="952901470">
     <w:abstractNumId w:val="3"/>
@@ -6735,7 +8114,7 @@
     <w:abstractNumId w:val="0"/>
   </w:num>
   <w:num w:numId="7" w16cid:durableId="676814398">
-    <w:abstractNumId w:val="13"/>
+    <w:abstractNumId w:val="14"/>
   </w:num>
   <w:num w:numId="8" w16cid:durableId="473647248">
     <w:abstractNumId w:val="8"/>
@@ -6747,28 +8126,31 @@
     <w:abstractNumId w:val="6"/>
   </w:num>
   <w:num w:numId="11" w16cid:durableId="323558330">
-    <w:abstractNumId w:val="17"/>
+    <w:abstractNumId w:val="18"/>
   </w:num>
   <w:num w:numId="12" w16cid:durableId="527571759">
-    <w:abstractNumId w:val="16"/>
+    <w:abstractNumId w:val="17"/>
   </w:num>
   <w:num w:numId="13" w16cid:durableId="285088491">
     <w:abstractNumId w:val="2"/>
   </w:num>
   <w:num w:numId="14" w16cid:durableId="419719657">
+    <w:abstractNumId w:val="16"/>
+  </w:num>
+  <w:num w:numId="15" w16cid:durableId="1658803099">
     <w:abstractNumId w:val="15"/>
   </w:num>
-  <w:num w:numId="15" w16cid:durableId="1658803099">
-    <w:abstractNumId w:val="14"/>
-  </w:num>
   <w:num w:numId="16" w16cid:durableId="501624692">
-    <w:abstractNumId w:val="9"/>
+    <w:abstractNumId w:val="10"/>
   </w:num>
   <w:num w:numId="17" w16cid:durableId="1060446096">
     <w:abstractNumId w:val="5"/>
   </w:num>
   <w:num w:numId="18" w16cid:durableId="389114977">
     <w:abstractNumId w:val="4"/>
+  </w:num>
+  <w:num w:numId="19" w16cid:durableId="2087680582">
+    <w:abstractNumId w:val="9"/>
   </w:num>
 </w:numbering>
 </file>
@@ -7376,7 +8758,6 @@
   <w:style w:type="character" w:default="1" w:styleId="DefaultParagraphFont">
     <w:name w:val="Default Paragraph Font"/>
     <w:uiPriority w:val="1"/>
-    <w:semiHidden/>
     <w:unhideWhenUsed/>
   </w:style>
   <w:style w:type="table" w:default="1" w:styleId="TableNormal">

--- a/Day8_Concept.docx
+++ b/Day8_Concept.docx
@@ -3540,13 +3540,7 @@
         <w:t>('{"customer_id":3,"branch_id":2,"amount":9000,"date":"2026-04-02"}');</w:t>
       </w:r>
     </w:p>
-    <w:p>
-      <w:r>
-        <w:pict w14:anchorId="74B9EA1E">
-          <v:rect id="_x0000_i1033" style="width:0;height:1.5pt" o:hralign="center" o:hrstd="t" o:hr="t" fillcolor="#a0a0a0" stroked="f"/>
-        </w:pict>
-      </w:r>
-    </w:p>
+    <w:p/>
     <w:p>
       <w:pPr>
         <w:rPr>
@@ -5288,6 +5282,1023 @@
         <w:t>);</w:t>
       </w:r>
     </w:p>
+    <w:p/>
+    <w:p/>
+    <w:p/>
+    <w:p/>
+    <w:p>
+      <w:r>
+        <w:t>Transaction_raw.csv</w:t>
+      </w:r>
+    </w:p>
+    <w:p>
+      <w:r>
+        <w:t>Fix date formats (YYYY-MM-DD)</w:t>
+      </w:r>
+      <w:r>
+        <w:br/>
+      </w:r>
+    </w:p>
+    <w:p>
+      <w:r>
+        <w:lastRenderedPageBreak/>
+        <w:t>Convert:</w:t>
+      </w:r>
+    </w:p>
+    <w:p>
+      <w:pPr>
+        <w:numPr>
+          <w:ilvl w:val="0"/>
+          <w:numId w:val="21"/>
+        </w:numPr>
+      </w:pPr>
+      <w:r>
+        <w:t>names → Proper Case</w:t>
+      </w:r>
+    </w:p>
+    <w:p>
+      <w:pPr>
+        <w:numPr>
+          <w:ilvl w:val="0"/>
+          <w:numId w:val="21"/>
+        </w:numPr>
+      </w:pPr>
+      <w:r>
+        <w:t>city → Proper Case</w:t>
+      </w:r>
+    </w:p>
+    <w:p>
+      <w:pPr>
+        <w:numPr>
+          <w:ilvl w:val="0"/>
+          <w:numId w:val="21"/>
+        </w:numPr>
+      </w:pPr>
+      <w:proofErr w:type="spellStart"/>
+      <w:r>
+        <w:t>txn_type</w:t>
+      </w:r>
+      <w:proofErr w:type="spellEnd"/>
+      <w:r>
+        <w:t xml:space="preserve"> → UPPERCASE</w:t>
+      </w:r>
+    </w:p>
+    <w:p>
+      <w:r>
+        <w:t>Replace NULL → 0</w:t>
+      </w:r>
+      <w:r>
+        <w:br/>
+        <w:t>Convert negative debit → positive</w:t>
+      </w:r>
+    </w:p>
+    <w:p>
+      <w:pPr>
+        <w:rPr>
+          <w:b/>
+          <w:bCs/>
+        </w:rPr>
+      </w:pPr>
+      <w:r>
+        <w:rPr>
+          <w:b/>
+          <w:bCs/>
+        </w:rPr>
+        <w:t>Covers:</w:t>
+      </w:r>
+    </w:p>
+    <w:p>
+      <w:pPr>
+        <w:numPr>
+          <w:ilvl w:val="0"/>
+          <w:numId w:val="20"/>
+        </w:numPr>
+      </w:pPr>
+      <w:r>
+        <w:t xml:space="preserve">Data cleaning </w:t>
+      </w:r>
+    </w:p>
+    <w:p>
+      <w:pPr>
+        <w:numPr>
+          <w:ilvl w:val="0"/>
+          <w:numId w:val="20"/>
+        </w:numPr>
+      </w:pPr>
+      <w:r>
+        <w:t xml:space="preserve">Aggregation </w:t>
+      </w:r>
+    </w:p>
+    <w:p>
+      <w:pPr>
+        <w:numPr>
+          <w:ilvl w:val="0"/>
+          <w:numId w:val="20"/>
+        </w:numPr>
+      </w:pPr>
+      <w:r>
+        <w:t xml:space="preserve">Grouping </w:t>
+      </w:r>
+    </w:p>
+    <w:p>
+      <w:pPr>
+        <w:numPr>
+          <w:ilvl w:val="0"/>
+          <w:numId w:val="20"/>
+        </w:numPr>
+      </w:pPr>
+      <w:r>
+        <w:t>Business reporting</w:t>
+      </w:r>
+    </w:p>
+    <w:p/>
+    <w:p/>
+    <w:p>
+      <w:pPr>
+        <w:rPr>
+          <w:b/>
+          <w:bCs/>
+        </w:rPr>
+      </w:pPr>
+      <w:r>
+        <w:rPr>
+          <w:b/>
+          <w:bCs/>
+        </w:rPr>
+        <w:t>Customer Summary</w:t>
+      </w:r>
+    </w:p>
+    <w:p>
+      <w:r>
+        <w:t xml:space="preserve">SELECT </w:t>
+      </w:r>
+      <w:r>
+        <w:br/>
+        <w:t xml:space="preserve">  </w:t>
+      </w:r>
+      <w:proofErr w:type="spellStart"/>
+      <w:r>
+        <w:t>customer_name</w:t>
+      </w:r>
+      <w:proofErr w:type="spellEnd"/>
+      <w:r>
+        <w:t>,</w:t>
+      </w:r>
+      <w:r>
+        <w:br/>
+        <w:t xml:space="preserve">  </w:t>
+      </w:r>
+      <w:proofErr w:type="spellStart"/>
+      <w:r>
+        <w:t>account_no</w:t>
+      </w:r>
+      <w:proofErr w:type="spellEnd"/>
+      <w:r>
+        <w:t>,</w:t>
+      </w:r>
+      <w:r>
+        <w:br/>
+        <w:t xml:space="preserve">  SUM(CASE WHEN </w:t>
+      </w:r>
+      <w:proofErr w:type="spellStart"/>
+      <w:r>
+        <w:t>txn_type</w:t>
+      </w:r>
+      <w:proofErr w:type="spellEnd"/>
+      <w:r>
+        <w:t xml:space="preserve">='CREDIT' THEN amount ELSE 0 END) AS </w:t>
+      </w:r>
+      <w:proofErr w:type="spellStart"/>
+      <w:r>
+        <w:t>total_credit</w:t>
+      </w:r>
+      <w:proofErr w:type="spellEnd"/>
+      <w:r>
+        <w:t>,</w:t>
+      </w:r>
+      <w:r>
+        <w:br/>
+        <w:t xml:space="preserve">  SUM(CASE WHEN </w:t>
+      </w:r>
+      <w:proofErr w:type="spellStart"/>
+      <w:r>
+        <w:t>txn_type</w:t>
+      </w:r>
+      <w:proofErr w:type="spellEnd"/>
+      <w:r>
+        <w:t xml:space="preserve">='DEBIT' THEN amount ELSE 0 END) AS </w:t>
+      </w:r>
+      <w:proofErr w:type="spellStart"/>
+      <w:r>
+        <w:t>total_debit</w:t>
+      </w:r>
+      <w:proofErr w:type="spellEnd"/>
+      <w:r>
+        <w:t>,</w:t>
+      </w:r>
+      <w:r>
+        <w:br/>
+        <w:t xml:space="preserve">  SUM(CASE WHEN </w:t>
+      </w:r>
+      <w:proofErr w:type="spellStart"/>
+      <w:r>
+        <w:t>txn_type</w:t>
+      </w:r>
+      <w:proofErr w:type="spellEnd"/>
+      <w:r>
+        <w:t>='CREDIT' THEN amount ELSE 0 END) -</w:t>
+      </w:r>
+      <w:r>
+        <w:br/>
+        <w:t xml:space="preserve">  SUM(CASE WHEN </w:t>
+      </w:r>
+      <w:proofErr w:type="spellStart"/>
+      <w:r>
+        <w:t>txn_type</w:t>
+      </w:r>
+      <w:proofErr w:type="spellEnd"/>
+      <w:r>
+        <w:t>='DEBIT' THEN amount ELSE 0 END) AS balance</w:t>
+      </w:r>
+      <w:r>
+        <w:br/>
+        <w:t xml:space="preserve">FROM </w:t>
+      </w:r>
+      <w:proofErr w:type="spellStart"/>
+      <w:r>
+        <w:t>silver_transactions</w:t>
+      </w:r>
+      <w:proofErr w:type="spellEnd"/>
+      <w:r>
+        <w:br/>
+        <w:t xml:space="preserve">GROUP BY </w:t>
+      </w:r>
+      <w:proofErr w:type="spellStart"/>
+      <w:r>
+        <w:t>customer_name</w:t>
+      </w:r>
+      <w:proofErr w:type="spellEnd"/>
+      <w:r>
+        <w:t xml:space="preserve">, </w:t>
+      </w:r>
+      <w:proofErr w:type="spellStart"/>
+      <w:r>
+        <w:t>account_no</w:t>
+      </w:r>
+      <w:proofErr w:type="spellEnd"/>
+      <w:r>
+        <w:t>;</w:t>
+      </w:r>
+    </w:p>
+    <w:p>
+      <w:r>
+        <w:pict w14:anchorId="419DCBB8">
+          <v:rect id="_x0000_i1327" style="width:0;height:1.5pt" o:hralign="center" o:hrstd="t" o:hr="t" fillcolor="#a0a0a0" stroked="f"/>
+        </w:pict>
+      </w:r>
+    </w:p>
+    <w:p>
+      <w:pPr>
+        <w:rPr>
+          <w:b/>
+          <w:bCs/>
+        </w:rPr>
+      </w:pPr>
+      <w:r>
+        <w:rPr>
+          <w:b/>
+          <w:bCs/>
+        </w:rPr>
+        <w:t xml:space="preserve"> City-wise Revenue</w:t>
+      </w:r>
+    </w:p>
+    <w:p>
+      <w:r>
+        <w:t xml:space="preserve">SELECT </w:t>
+      </w:r>
+      <w:r>
+        <w:br/>
+        <w:t xml:space="preserve">  city,</w:t>
+      </w:r>
+      <w:r>
+        <w:br/>
+        <w:t xml:space="preserve">  SUM(amount) AS </w:t>
+      </w:r>
+      <w:proofErr w:type="spellStart"/>
+      <w:r>
+        <w:t>total_amount</w:t>
+      </w:r>
+      <w:proofErr w:type="spellEnd"/>
+      <w:r>
+        <w:br/>
+        <w:t xml:space="preserve">FROM </w:t>
+      </w:r>
+      <w:proofErr w:type="spellStart"/>
+      <w:r>
+        <w:t>silver_transactions</w:t>
+      </w:r>
+      <w:proofErr w:type="spellEnd"/>
+      <w:r>
+        <w:br/>
+        <w:t>GROUP BY city;</w:t>
+      </w:r>
+    </w:p>
+    <w:p>
+      <w:r>
+        <w:lastRenderedPageBreak/>
+        <w:pict w14:anchorId="5D9D2C22">
+          <v:rect id="_x0000_i1328" style="width:0;height:1.5pt" o:hralign="center" o:hrstd="t" o:hr="t" fillcolor="#a0a0a0" stroked="f"/>
+        </w:pict>
+      </w:r>
+    </w:p>
+    <w:p>
+      <w:pPr>
+        <w:rPr>
+          <w:b/>
+          <w:bCs/>
+        </w:rPr>
+      </w:pPr>
+      <w:r>
+        <w:rPr>
+          <w:b/>
+          <w:bCs/>
+        </w:rPr>
+        <w:t xml:space="preserve"> Top 5 Customers</w:t>
+      </w:r>
+    </w:p>
+    <w:p>
+      <w:r>
+        <w:t xml:space="preserve">SELECT </w:t>
+      </w:r>
+      <w:r>
+        <w:br/>
+        <w:t xml:space="preserve">  </w:t>
+      </w:r>
+      <w:proofErr w:type="spellStart"/>
+      <w:r>
+        <w:t>customer_name</w:t>
+      </w:r>
+      <w:proofErr w:type="spellEnd"/>
+      <w:r>
+        <w:t>,</w:t>
+      </w:r>
+      <w:r>
+        <w:br/>
+        <w:t xml:space="preserve">  SUM(amount) AS </w:t>
+      </w:r>
+      <w:proofErr w:type="spellStart"/>
+      <w:r>
+        <w:t>total_txn</w:t>
+      </w:r>
+      <w:proofErr w:type="spellEnd"/>
+      <w:r>
+        <w:br/>
+        <w:t xml:space="preserve">FROM </w:t>
+      </w:r>
+      <w:proofErr w:type="spellStart"/>
+      <w:r>
+        <w:t>silver_transactions</w:t>
+      </w:r>
+      <w:proofErr w:type="spellEnd"/>
+      <w:r>
+        <w:br/>
+        <w:t xml:space="preserve">GROUP BY </w:t>
+      </w:r>
+      <w:proofErr w:type="spellStart"/>
+      <w:r>
+        <w:t>customer_name</w:t>
+      </w:r>
+      <w:proofErr w:type="spellEnd"/>
+      <w:r>
+        <w:br/>
+        <w:t xml:space="preserve">ORDER BY </w:t>
+      </w:r>
+      <w:proofErr w:type="spellStart"/>
+      <w:r>
+        <w:t>total_txn</w:t>
+      </w:r>
+      <w:proofErr w:type="spellEnd"/>
+      <w:r>
+        <w:t xml:space="preserve"> DESC</w:t>
+      </w:r>
+      <w:r>
+        <w:br/>
+        <w:t>LIMIT 5;</w:t>
+      </w:r>
+    </w:p>
+    <w:p>
+      <w:r>
+        <w:pict w14:anchorId="71B2E978">
+          <v:rect id="_x0000_i1329" style="width:0;height:1.5pt" o:hralign="center" o:hrstd="t" o:hr="t" fillcolor="#a0a0a0" stroked="f"/>
+        </w:pict>
+      </w:r>
+    </w:p>
+    <w:p>
+      <w:pPr>
+        <w:rPr>
+          <w:b/>
+          <w:bCs/>
+        </w:rPr>
+      </w:pPr>
+      <w:r>
+        <w:rPr>
+          <w:b/>
+          <w:bCs/>
+        </w:rPr>
+        <w:t xml:space="preserve"> Daily Transactions</w:t>
+      </w:r>
+    </w:p>
+    <w:p>
+      <w:r>
+        <w:t xml:space="preserve">SELECT </w:t>
+      </w:r>
+      <w:r>
+        <w:br/>
+        <w:t xml:space="preserve">  </w:t>
+      </w:r>
+      <w:proofErr w:type="spellStart"/>
+      <w:r>
+        <w:t>txn_date</w:t>
+      </w:r>
+      <w:proofErr w:type="spellEnd"/>
+      <w:r>
+        <w:t>,</w:t>
+      </w:r>
+      <w:r>
+        <w:br/>
+        <w:t xml:space="preserve">  COUNT(*) AS </w:t>
+      </w:r>
+      <w:proofErr w:type="spellStart"/>
+      <w:r>
+        <w:t>total_txns</w:t>
+      </w:r>
+      <w:proofErr w:type="spellEnd"/>
+      <w:r>
+        <w:t>,</w:t>
+      </w:r>
+      <w:r>
+        <w:br/>
+        <w:t xml:space="preserve">  SUM(amount) AS </w:t>
+      </w:r>
+      <w:proofErr w:type="spellStart"/>
+      <w:r>
+        <w:t>total_amount</w:t>
+      </w:r>
+      <w:proofErr w:type="spellEnd"/>
+      <w:r>
+        <w:br/>
+        <w:t xml:space="preserve">FROM </w:t>
+      </w:r>
+      <w:proofErr w:type="spellStart"/>
+      <w:r>
+        <w:t>silver_transactions</w:t>
+      </w:r>
+      <w:proofErr w:type="spellEnd"/>
+      <w:r>
+        <w:br/>
+        <w:t xml:space="preserve">GROUP BY </w:t>
+      </w:r>
+      <w:proofErr w:type="spellStart"/>
+      <w:r>
+        <w:t>txn_date</w:t>
+      </w:r>
+      <w:proofErr w:type="spellEnd"/>
+      <w:r>
+        <w:t>;</w:t>
+      </w:r>
+    </w:p>
+    <w:p/>
+    <w:p/>
+    <w:p/>
+    <w:p>
+      <w:pPr>
+        <w:rPr>
+          <w:b/>
+          <w:bCs/>
+        </w:rPr>
+      </w:pPr>
+      <w:r>
+        <w:rPr>
+          <w:b/>
+          <w:bCs/>
+        </w:rPr>
+        <w:t>LOAD CSV IN MYSQL WORKBENCH (EASIEST METHOD)</w:t>
+      </w:r>
+    </w:p>
+    <w:p>
+      <w:pPr>
+        <w:rPr>
+          <w:b/>
+          <w:bCs/>
+        </w:rPr>
+      </w:pPr>
+      <w:r>
+        <w:rPr>
+          <w:b/>
+          <w:bCs/>
+        </w:rPr>
+        <w:t xml:space="preserve"> Step 1: Open MySQL Workbench</w:t>
+      </w:r>
+    </w:p>
+    <w:p>
+      <w:pPr>
+        <w:numPr>
+          <w:ilvl w:val="0"/>
+          <w:numId w:val="26"/>
+        </w:numPr>
+      </w:pPr>
+      <w:r>
+        <w:t xml:space="preserve">Open MySQL Workbench </w:t>
+      </w:r>
+    </w:p>
+    <w:p>
+      <w:pPr>
+        <w:numPr>
+          <w:ilvl w:val="0"/>
+          <w:numId w:val="26"/>
+        </w:numPr>
+      </w:pPr>
+      <w:r>
+        <w:t xml:space="preserve">Connect to your database (e.g., </w:t>
+      </w:r>
+      <w:proofErr w:type="spellStart"/>
+      <w:r>
+        <w:t>banking_medallion</w:t>
+      </w:r>
+      <w:proofErr w:type="spellEnd"/>
+      <w:r>
+        <w:t xml:space="preserve">) </w:t>
+      </w:r>
+    </w:p>
+    <w:p>
+      <w:r>
+        <w:rPr>
+          <w:b/>
+          <w:bCs/>
+        </w:rPr>
+        <w:t>Step 2: Create Table First</w:t>
+      </w:r>
+    </w:p>
+    <w:p>
+      <w:r>
+        <w:t xml:space="preserve"> Make sure your table is already created before importing</w:t>
+      </w:r>
+    </w:p>
+    <w:p>
+      <w:r>
+        <w:t>Example:</w:t>
+      </w:r>
+    </w:p>
+    <w:p>
+      <w:r>
+        <w:t xml:space="preserve">CREATE TABLE </w:t>
+      </w:r>
+      <w:proofErr w:type="spellStart"/>
+      <w:r>
+        <w:t>bronze_loans</w:t>
+      </w:r>
+      <w:proofErr w:type="spellEnd"/>
+      <w:r>
+        <w:t xml:space="preserve"> (</w:t>
+      </w:r>
+      <w:r>
+        <w:br/>
+        <w:t xml:space="preserve">    </w:t>
+      </w:r>
+      <w:proofErr w:type="spellStart"/>
+      <w:r>
+        <w:t>loan_id</w:t>
+      </w:r>
+      <w:proofErr w:type="spellEnd"/>
+      <w:r>
+        <w:t xml:space="preserve"> INT,</w:t>
+      </w:r>
+      <w:r>
+        <w:br/>
+        <w:t xml:space="preserve">    </w:t>
+      </w:r>
+      <w:proofErr w:type="spellStart"/>
+      <w:r>
+        <w:t>customer_name</w:t>
+      </w:r>
+      <w:proofErr w:type="spellEnd"/>
+      <w:r>
+        <w:t xml:space="preserve"> VARCHAR(100),</w:t>
+      </w:r>
+      <w:r>
+        <w:br/>
+      </w:r>
+      <w:r>
+        <w:lastRenderedPageBreak/>
+        <w:t xml:space="preserve">    </w:t>
+      </w:r>
+      <w:proofErr w:type="spellStart"/>
+      <w:r>
+        <w:t>account_no</w:t>
+      </w:r>
+      <w:proofErr w:type="spellEnd"/>
+      <w:r>
+        <w:t xml:space="preserve"> VARCHAR(20),</w:t>
+      </w:r>
+      <w:r>
+        <w:br/>
+        <w:t xml:space="preserve">    </w:t>
+      </w:r>
+      <w:proofErr w:type="spellStart"/>
+      <w:r>
+        <w:t>loan_date</w:t>
+      </w:r>
+      <w:proofErr w:type="spellEnd"/>
+      <w:r>
+        <w:t xml:space="preserve"> VARCHAR(20),</w:t>
+      </w:r>
+      <w:r>
+        <w:br/>
+        <w:t xml:space="preserve">    </w:t>
+      </w:r>
+      <w:proofErr w:type="spellStart"/>
+      <w:r>
+        <w:t>loan_amount</w:t>
+      </w:r>
+      <w:proofErr w:type="spellEnd"/>
+      <w:r>
+        <w:t xml:space="preserve"> VARCHAR(20),</w:t>
+      </w:r>
+      <w:r>
+        <w:br/>
+        <w:t xml:space="preserve">    </w:t>
+      </w:r>
+      <w:proofErr w:type="spellStart"/>
+      <w:r>
+        <w:t>loan_type</w:t>
+      </w:r>
+      <w:proofErr w:type="spellEnd"/>
+      <w:r>
+        <w:t xml:space="preserve"> VARCHAR(50),</w:t>
+      </w:r>
+      <w:r>
+        <w:br/>
+        <w:t xml:space="preserve">    city VARCHAR(50),</w:t>
+      </w:r>
+      <w:r>
+        <w:br/>
+        <w:t xml:space="preserve">    </w:t>
+      </w:r>
+      <w:proofErr w:type="spellStart"/>
+      <w:r>
+        <w:t>paid_amount</w:t>
+      </w:r>
+      <w:proofErr w:type="spellEnd"/>
+      <w:r>
+        <w:t xml:space="preserve"> VARCHAR(20)</w:t>
+      </w:r>
+      <w:r>
+        <w:br/>
+        <w:t>);</w:t>
+      </w:r>
+    </w:p>
+    <w:p>
+      <w:r>
+        <w:rPr>
+          <w:b/>
+          <w:bCs/>
+        </w:rPr>
+        <w:t>Step 3: Import CSV (UI Method)</w:t>
+      </w:r>
+    </w:p>
+    <w:p>
+      <w:pPr>
+        <w:numPr>
+          <w:ilvl w:val="0"/>
+          <w:numId w:val="27"/>
+        </w:numPr>
+      </w:pPr>
+      <w:r>
+        <w:t xml:space="preserve">In left panel → </w:t>
+      </w:r>
+      <w:r>
+        <w:rPr>
+          <w:b/>
+          <w:bCs/>
+        </w:rPr>
+        <w:t>Schemas</w:t>
+      </w:r>
+      <w:r>
+        <w:t xml:space="preserve"> </w:t>
+      </w:r>
+    </w:p>
+    <w:p>
+      <w:pPr>
+        <w:numPr>
+          <w:ilvl w:val="0"/>
+          <w:numId w:val="27"/>
+        </w:numPr>
+      </w:pPr>
+      <w:r>
+        <w:t xml:space="preserve">Select your database </w:t>
+      </w:r>
+    </w:p>
+    <w:p>
+      <w:pPr>
+        <w:numPr>
+          <w:ilvl w:val="0"/>
+          <w:numId w:val="27"/>
+        </w:numPr>
+      </w:pPr>
+      <w:r>
+        <w:t xml:space="preserve">Right-click on table → </w:t>
+      </w:r>
+      <w:r>
+        <w:rPr>
+          <w:b/>
+          <w:bCs/>
+        </w:rPr>
+        <w:t>Table Data Import Wizard</w:t>
+      </w:r>
+      <w:r>
+        <w:t xml:space="preserve"> </w:t>
+      </w:r>
+    </w:p>
+    <w:p>
+      <w:r>
+        <w:rPr>
+          <w:b/>
+          <w:bCs/>
+        </w:rPr>
+        <w:t>Step 4: Select File</w:t>
+      </w:r>
+    </w:p>
+    <w:p>
+      <w:pPr>
+        <w:numPr>
+          <w:ilvl w:val="0"/>
+          <w:numId w:val="28"/>
+        </w:numPr>
+      </w:pPr>
+      <w:r>
+        <w:t xml:space="preserve">Choose your CSV file (e.g., loan_data_raw.csv) </w:t>
+      </w:r>
+    </w:p>
+    <w:p>
+      <w:pPr>
+        <w:numPr>
+          <w:ilvl w:val="0"/>
+          <w:numId w:val="28"/>
+        </w:numPr>
+      </w:pPr>
+      <w:r>
+        <w:t xml:space="preserve">Click </w:t>
+      </w:r>
+      <w:r>
+        <w:rPr>
+          <w:b/>
+          <w:bCs/>
+        </w:rPr>
+        <w:t>Next</w:t>
+      </w:r>
+      <w:r>
+        <w:t xml:space="preserve"> </w:t>
+      </w:r>
+    </w:p>
+    <w:p>
+      <w:r>
+        <w:rPr>
+          <w:b/>
+          <w:bCs/>
+        </w:rPr>
+        <w:t>Step 5: Configure Import</w:t>
+      </w:r>
+    </w:p>
+    <w:p>
+      <w:pPr>
+        <w:numPr>
+          <w:ilvl w:val="0"/>
+          <w:numId w:val="29"/>
+        </w:numPr>
+      </w:pPr>
+      <w:r>
+        <w:t xml:space="preserve">Select </w:t>
+      </w:r>
+      <w:r>
+        <w:rPr>
+          <w:b/>
+          <w:bCs/>
+        </w:rPr>
+        <w:t>Existing Table</w:t>
+      </w:r>
+      <w:r>
+        <w:t xml:space="preserve"> → </w:t>
+      </w:r>
+      <w:proofErr w:type="spellStart"/>
+      <w:r>
+        <w:t>bronze_loans</w:t>
+      </w:r>
+      <w:proofErr w:type="spellEnd"/>
+      <w:r>
+        <w:t xml:space="preserve"> </w:t>
+      </w:r>
+    </w:p>
+    <w:p>
+      <w:pPr>
+        <w:numPr>
+          <w:ilvl w:val="0"/>
+          <w:numId w:val="29"/>
+        </w:numPr>
+      </w:pPr>
+      <w:r>
+        <w:t xml:space="preserve">Click </w:t>
+      </w:r>
+      <w:r>
+        <w:rPr>
+          <w:b/>
+          <w:bCs/>
+        </w:rPr>
+        <w:t>Next</w:t>
+      </w:r>
+      <w:r>
+        <w:t xml:space="preserve"> </w:t>
+      </w:r>
+    </w:p>
+    <w:p>
+      <w:r>
+        <w:rPr>
+          <w:b/>
+          <w:bCs/>
+        </w:rPr>
+        <w:t>Step 6: Map Columns</w:t>
+      </w:r>
+    </w:p>
+    <w:p>
+      <w:pPr>
+        <w:numPr>
+          <w:ilvl w:val="0"/>
+          <w:numId w:val="30"/>
+        </w:numPr>
+      </w:pPr>
+      <w:r>
+        <w:t xml:space="preserve">Ensure CSV columns match table columns </w:t>
+      </w:r>
+    </w:p>
+    <w:p>
+      <w:pPr>
+        <w:numPr>
+          <w:ilvl w:val="0"/>
+          <w:numId w:val="30"/>
+        </w:numPr>
+      </w:pPr>
+      <w:r>
+        <w:t xml:space="preserve">Example: </w:t>
+      </w:r>
+    </w:p>
+    <w:p>
+      <w:pPr>
+        <w:numPr>
+          <w:ilvl w:val="1"/>
+          <w:numId w:val="30"/>
+        </w:numPr>
+      </w:pPr>
+      <w:proofErr w:type="spellStart"/>
+      <w:r>
+        <w:t>loan_id</w:t>
+      </w:r>
+      <w:proofErr w:type="spellEnd"/>
+      <w:r>
+        <w:t xml:space="preserve"> → </w:t>
+      </w:r>
+      <w:proofErr w:type="spellStart"/>
+      <w:r>
+        <w:t>loan_id</w:t>
+      </w:r>
+      <w:proofErr w:type="spellEnd"/>
+      <w:r>
+        <w:t xml:space="preserve"> </w:t>
+      </w:r>
+    </w:p>
+    <w:p>
+      <w:pPr>
+        <w:numPr>
+          <w:ilvl w:val="1"/>
+          <w:numId w:val="30"/>
+        </w:numPr>
+      </w:pPr>
+      <w:proofErr w:type="spellStart"/>
+      <w:r>
+        <w:t>customer_name</w:t>
+      </w:r>
+      <w:proofErr w:type="spellEnd"/>
+      <w:r>
+        <w:t xml:space="preserve"> → </w:t>
+      </w:r>
+      <w:proofErr w:type="spellStart"/>
+      <w:r>
+        <w:t>customer_name</w:t>
+      </w:r>
+      <w:proofErr w:type="spellEnd"/>
+      <w:r>
+        <w:t xml:space="preserve"> </w:t>
+      </w:r>
+    </w:p>
+    <w:p>
+      <w:pPr>
+        <w:numPr>
+          <w:ilvl w:val="1"/>
+          <w:numId w:val="30"/>
+        </w:numPr>
+      </w:pPr>
+      <w:r>
+        <w:t xml:space="preserve">etc. </w:t>
+      </w:r>
+    </w:p>
+    <w:p>
+      <w:pPr>
+        <w:numPr>
+          <w:ilvl w:val="0"/>
+          <w:numId w:val="30"/>
+        </w:numPr>
+      </w:pPr>
+      <w:r>
+        <w:t xml:space="preserve">Click </w:t>
+      </w:r>
+      <w:r>
+        <w:rPr>
+          <w:b/>
+          <w:bCs/>
+        </w:rPr>
+        <w:t>Next</w:t>
+      </w:r>
+      <w:r>
+        <w:t xml:space="preserve"> </w:t>
+      </w:r>
+    </w:p>
+    <w:p>
+      <w:r>
+        <w:rPr>
+          <w:b/>
+          <w:bCs/>
+        </w:rPr>
+        <w:t>Step 7: Finish Import</w:t>
+      </w:r>
+    </w:p>
+    <w:p>
+      <w:pPr>
+        <w:numPr>
+          <w:ilvl w:val="0"/>
+          <w:numId w:val="31"/>
+        </w:numPr>
+      </w:pPr>
+      <w:r>
+        <w:t xml:space="preserve">Click </w:t>
+      </w:r>
+      <w:r>
+        <w:rPr>
+          <w:b/>
+          <w:bCs/>
+        </w:rPr>
+        <w:t>Next → Finish</w:t>
+      </w:r>
+      <w:r>
+        <w:t xml:space="preserve"> </w:t>
+      </w:r>
+    </w:p>
+    <w:p>
+      <w:pPr>
+        <w:numPr>
+          <w:ilvl w:val="0"/>
+          <w:numId w:val="31"/>
+        </w:numPr>
+      </w:pPr>
+      <w:r>
+        <w:t xml:space="preserve">Wait for success message </w:t>
+      </w:r>
+    </w:p>
+    <w:p>
+      <w:pPr>
+        <w:ind w:left="360"/>
+      </w:pPr>
+      <w:r>
+        <w:rPr>
+          <w:b/>
+          <w:bCs/>
+        </w:rPr>
+        <w:t>Step 8: Verify Data</w:t>
+      </w:r>
+    </w:p>
+    <w:p>
+      <w:r>
+        <w:lastRenderedPageBreak/>
+        <w:t xml:space="preserve">SELECT * FROM </w:t>
+      </w:r>
+      <w:proofErr w:type="spellStart"/>
+      <w:r>
+        <w:t>bronze_loans</w:t>
+      </w:r>
+      <w:proofErr w:type="spellEnd"/>
+      <w:r>
+        <w:t xml:space="preserve"> LIMIT 10;</w:t>
+      </w:r>
+    </w:p>
+    <w:p/>
+    <w:p/>
     <w:sectPr>
       <w:pgSz w:w="12240" w:h="15840"/>
       <w:pgMar w:top="1440" w:right="1440" w:bottom="1440" w:left="1440" w:header="720" w:footer="720" w:gutter="0"/>
@@ -5599,6 +6610,155 @@
     </w:lvl>
   </w:abstractNum>
   <w:abstractNum w:abstractNumId="2" w15:restartNumberingAfterBreak="0">
+    <w:nsid w:val="0A482635"/>
+    <w:multiLevelType w:val="multilevel"/>
+    <w:tmpl w:val="15E07F90"/>
+    <w:lvl w:ilvl="0">
+      <w:start w:val="1"/>
+      <w:numFmt w:val="bullet"/>
+      <w:lvlText w:val=""/>
+      <w:lvlJc w:val="left"/>
+      <w:pPr>
+        <w:tabs>
+          <w:tab w:val="num" w:pos="720"/>
+        </w:tabs>
+        <w:ind w:left="720" w:hanging="360"/>
+      </w:pPr>
+      <w:rPr>
+        <w:rFonts w:ascii="Symbol" w:hAnsi="Symbol" w:hint="default"/>
+        <w:sz w:val="20"/>
+      </w:rPr>
+    </w:lvl>
+    <w:lvl w:ilvl="1" w:tentative="1">
+      <w:start w:val="1"/>
+      <w:numFmt w:val="bullet"/>
+      <w:lvlText w:val="o"/>
+      <w:lvlJc w:val="left"/>
+      <w:pPr>
+        <w:tabs>
+          <w:tab w:val="num" w:pos="1440"/>
+        </w:tabs>
+        <w:ind w:left="1440" w:hanging="360"/>
+      </w:pPr>
+      <w:rPr>
+        <w:rFonts w:ascii="Courier New" w:hAnsi="Courier New" w:hint="default"/>
+        <w:sz w:val="20"/>
+      </w:rPr>
+    </w:lvl>
+    <w:lvl w:ilvl="2" w:tentative="1">
+      <w:start w:val="1"/>
+      <w:numFmt w:val="bullet"/>
+      <w:lvlText w:val=""/>
+      <w:lvlJc w:val="left"/>
+      <w:pPr>
+        <w:tabs>
+          <w:tab w:val="num" w:pos="2160"/>
+        </w:tabs>
+        <w:ind w:left="2160" w:hanging="360"/>
+      </w:pPr>
+      <w:rPr>
+        <w:rFonts w:ascii="Wingdings" w:hAnsi="Wingdings" w:hint="default"/>
+        <w:sz w:val="20"/>
+      </w:rPr>
+    </w:lvl>
+    <w:lvl w:ilvl="3" w:tentative="1">
+      <w:start w:val="1"/>
+      <w:numFmt w:val="bullet"/>
+      <w:lvlText w:val=""/>
+      <w:lvlJc w:val="left"/>
+      <w:pPr>
+        <w:tabs>
+          <w:tab w:val="num" w:pos="2880"/>
+        </w:tabs>
+        <w:ind w:left="2880" w:hanging="360"/>
+      </w:pPr>
+      <w:rPr>
+        <w:rFonts w:ascii="Wingdings" w:hAnsi="Wingdings" w:hint="default"/>
+        <w:sz w:val="20"/>
+      </w:rPr>
+    </w:lvl>
+    <w:lvl w:ilvl="4" w:tentative="1">
+      <w:start w:val="1"/>
+      <w:numFmt w:val="bullet"/>
+      <w:lvlText w:val=""/>
+      <w:lvlJc w:val="left"/>
+      <w:pPr>
+        <w:tabs>
+          <w:tab w:val="num" w:pos="3600"/>
+        </w:tabs>
+        <w:ind w:left="3600" w:hanging="360"/>
+      </w:pPr>
+      <w:rPr>
+        <w:rFonts w:ascii="Wingdings" w:hAnsi="Wingdings" w:hint="default"/>
+        <w:sz w:val="20"/>
+      </w:rPr>
+    </w:lvl>
+    <w:lvl w:ilvl="5" w:tentative="1">
+      <w:start w:val="1"/>
+      <w:numFmt w:val="bullet"/>
+      <w:lvlText w:val=""/>
+      <w:lvlJc w:val="left"/>
+      <w:pPr>
+        <w:tabs>
+          <w:tab w:val="num" w:pos="4320"/>
+        </w:tabs>
+        <w:ind w:left="4320" w:hanging="360"/>
+      </w:pPr>
+      <w:rPr>
+        <w:rFonts w:ascii="Wingdings" w:hAnsi="Wingdings" w:hint="default"/>
+        <w:sz w:val="20"/>
+      </w:rPr>
+    </w:lvl>
+    <w:lvl w:ilvl="6" w:tentative="1">
+      <w:start w:val="1"/>
+      <w:numFmt w:val="bullet"/>
+      <w:lvlText w:val=""/>
+      <w:lvlJc w:val="left"/>
+      <w:pPr>
+        <w:tabs>
+          <w:tab w:val="num" w:pos="5040"/>
+        </w:tabs>
+        <w:ind w:left="5040" w:hanging="360"/>
+      </w:pPr>
+      <w:rPr>
+        <w:rFonts w:ascii="Wingdings" w:hAnsi="Wingdings" w:hint="default"/>
+        <w:sz w:val="20"/>
+      </w:rPr>
+    </w:lvl>
+    <w:lvl w:ilvl="7" w:tentative="1">
+      <w:start w:val="1"/>
+      <w:numFmt w:val="bullet"/>
+      <w:lvlText w:val=""/>
+      <w:lvlJc w:val="left"/>
+      <w:pPr>
+        <w:tabs>
+          <w:tab w:val="num" w:pos="5760"/>
+        </w:tabs>
+        <w:ind w:left="5760" w:hanging="360"/>
+      </w:pPr>
+      <w:rPr>
+        <w:rFonts w:ascii="Wingdings" w:hAnsi="Wingdings" w:hint="default"/>
+        <w:sz w:val="20"/>
+      </w:rPr>
+    </w:lvl>
+    <w:lvl w:ilvl="8" w:tentative="1">
+      <w:start w:val="1"/>
+      <w:numFmt w:val="bullet"/>
+      <w:lvlText w:val=""/>
+      <w:lvlJc w:val="left"/>
+      <w:pPr>
+        <w:tabs>
+          <w:tab w:val="num" w:pos="6480"/>
+        </w:tabs>
+        <w:ind w:left="6480" w:hanging="360"/>
+      </w:pPr>
+      <w:rPr>
+        <w:rFonts w:ascii="Wingdings" w:hAnsi="Wingdings" w:hint="default"/>
+        <w:sz w:val="20"/>
+      </w:rPr>
+    </w:lvl>
+  </w:abstractNum>
+  <w:abstractNum w:abstractNumId="3" w15:restartNumberingAfterBreak="0">
     <w:nsid w:val="0AA7511A"/>
     <w:multiLevelType w:val="multilevel"/>
     <w:tmpl w:val="18689E72"/>
@@ -5747,7 +6907,7 @@
       </w:rPr>
     </w:lvl>
   </w:abstractNum>
-  <w:abstractNum w:abstractNumId="3" w15:restartNumberingAfterBreak="0">
+  <w:abstractNum w:abstractNumId="4" w15:restartNumberingAfterBreak="0">
     <w:nsid w:val="0D5B03CB"/>
     <w:multiLevelType w:val="multilevel"/>
     <w:tmpl w:val="6CD80620"/>
@@ -5896,7 +7056,7 @@
       </w:rPr>
     </w:lvl>
   </w:abstractNum>
-  <w:abstractNum w:abstractNumId="4" w15:restartNumberingAfterBreak="0">
+  <w:abstractNum w:abstractNumId="5" w15:restartNumberingAfterBreak="0">
     <w:nsid w:val="1A445F2D"/>
     <w:multiLevelType w:val="multilevel"/>
     <w:tmpl w:val="3A984EC4"/>
@@ -6045,7 +7205,120 @@
       </w:rPr>
     </w:lvl>
   </w:abstractNum>
-  <w:abstractNum w:abstractNumId="5" w15:restartNumberingAfterBreak="0">
+  <w:abstractNum w:abstractNumId="6" w15:restartNumberingAfterBreak="0">
+    <w:nsid w:val="256F5915"/>
+    <w:multiLevelType w:val="multilevel"/>
+    <w:tmpl w:val="A3AEB7E0"/>
+    <w:lvl w:ilvl="0">
+      <w:start w:val="1"/>
+      <w:numFmt w:val="decimal"/>
+      <w:lvlText w:val="%1."/>
+      <w:lvlJc w:val="left"/>
+      <w:pPr>
+        <w:tabs>
+          <w:tab w:val="num" w:pos="720"/>
+        </w:tabs>
+        <w:ind w:left="720" w:hanging="360"/>
+      </w:pPr>
+    </w:lvl>
+    <w:lvl w:ilvl="1" w:tentative="1">
+      <w:start w:val="1"/>
+      <w:numFmt w:val="decimal"/>
+      <w:lvlText w:val="%2."/>
+      <w:lvlJc w:val="left"/>
+      <w:pPr>
+        <w:tabs>
+          <w:tab w:val="num" w:pos="1440"/>
+        </w:tabs>
+        <w:ind w:left="1440" w:hanging="360"/>
+      </w:pPr>
+    </w:lvl>
+    <w:lvl w:ilvl="2" w:tentative="1">
+      <w:start w:val="1"/>
+      <w:numFmt w:val="decimal"/>
+      <w:lvlText w:val="%3."/>
+      <w:lvlJc w:val="left"/>
+      <w:pPr>
+        <w:tabs>
+          <w:tab w:val="num" w:pos="2160"/>
+        </w:tabs>
+        <w:ind w:left="2160" w:hanging="360"/>
+      </w:pPr>
+    </w:lvl>
+    <w:lvl w:ilvl="3" w:tentative="1">
+      <w:start w:val="1"/>
+      <w:numFmt w:val="decimal"/>
+      <w:lvlText w:val="%4."/>
+      <w:lvlJc w:val="left"/>
+      <w:pPr>
+        <w:tabs>
+          <w:tab w:val="num" w:pos="2880"/>
+        </w:tabs>
+        <w:ind w:left="2880" w:hanging="360"/>
+      </w:pPr>
+    </w:lvl>
+    <w:lvl w:ilvl="4" w:tentative="1">
+      <w:start w:val="1"/>
+      <w:numFmt w:val="decimal"/>
+      <w:lvlText w:val="%5."/>
+      <w:lvlJc w:val="left"/>
+      <w:pPr>
+        <w:tabs>
+          <w:tab w:val="num" w:pos="3600"/>
+        </w:tabs>
+        <w:ind w:left="3600" w:hanging="360"/>
+      </w:pPr>
+    </w:lvl>
+    <w:lvl w:ilvl="5" w:tentative="1">
+      <w:start w:val="1"/>
+      <w:numFmt w:val="decimal"/>
+      <w:lvlText w:val="%6."/>
+      <w:lvlJc w:val="left"/>
+      <w:pPr>
+        <w:tabs>
+          <w:tab w:val="num" w:pos="4320"/>
+        </w:tabs>
+        <w:ind w:left="4320" w:hanging="360"/>
+      </w:pPr>
+    </w:lvl>
+    <w:lvl w:ilvl="6" w:tentative="1">
+      <w:start w:val="1"/>
+      <w:numFmt w:val="decimal"/>
+      <w:lvlText w:val="%7."/>
+      <w:lvlJc w:val="left"/>
+      <w:pPr>
+        <w:tabs>
+          <w:tab w:val="num" w:pos="5040"/>
+        </w:tabs>
+        <w:ind w:left="5040" w:hanging="360"/>
+      </w:pPr>
+    </w:lvl>
+    <w:lvl w:ilvl="7" w:tentative="1">
+      <w:start w:val="1"/>
+      <w:numFmt w:val="decimal"/>
+      <w:lvlText w:val="%8."/>
+      <w:lvlJc w:val="left"/>
+      <w:pPr>
+        <w:tabs>
+          <w:tab w:val="num" w:pos="5760"/>
+        </w:tabs>
+        <w:ind w:left="5760" w:hanging="360"/>
+      </w:pPr>
+    </w:lvl>
+    <w:lvl w:ilvl="8" w:tentative="1">
+      <w:start w:val="1"/>
+      <w:numFmt w:val="decimal"/>
+      <w:lvlText w:val="%9."/>
+      <w:lvlJc w:val="left"/>
+      <w:pPr>
+        <w:tabs>
+          <w:tab w:val="num" w:pos="6480"/>
+        </w:tabs>
+        <w:ind w:left="6480" w:hanging="360"/>
+      </w:pPr>
+    </w:lvl>
+  </w:abstractNum>
+  <w:abstractNum w:abstractNumId="7" w15:restartNumberingAfterBreak="0">
     <w:nsid w:val="27226EA4"/>
     <w:multiLevelType w:val="multilevel"/>
     <w:tmpl w:val="D812EBB0"/>
@@ -6194,7 +7467,156 @@
       </w:rPr>
     </w:lvl>
   </w:abstractNum>
-  <w:abstractNum w:abstractNumId="6" w15:restartNumberingAfterBreak="0">
+  <w:abstractNum w:abstractNumId="8" w15:restartNumberingAfterBreak="0">
+    <w:nsid w:val="2927750A"/>
+    <w:multiLevelType w:val="multilevel"/>
+    <w:tmpl w:val="967815BA"/>
+    <w:lvl w:ilvl="0">
+      <w:start w:val="1"/>
+      <w:numFmt w:val="bullet"/>
+      <w:lvlText w:val=""/>
+      <w:lvlJc w:val="left"/>
+      <w:pPr>
+        <w:tabs>
+          <w:tab w:val="num" w:pos="720"/>
+        </w:tabs>
+        <w:ind w:left="720" w:hanging="360"/>
+      </w:pPr>
+      <w:rPr>
+        <w:rFonts w:ascii="Symbol" w:hAnsi="Symbol" w:hint="default"/>
+        <w:sz w:val="20"/>
+      </w:rPr>
+    </w:lvl>
+    <w:lvl w:ilvl="1" w:tentative="1">
+      <w:start w:val="1"/>
+      <w:numFmt w:val="bullet"/>
+      <w:lvlText w:val="o"/>
+      <w:lvlJc w:val="left"/>
+      <w:pPr>
+        <w:tabs>
+          <w:tab w:val="num" w:pos="1440"/>
+        </w:tabs>
+        <w:ind w:left="1440" w:hanging="360"/>
+      </w:pPr>
+      <w:rPr>
+        <w:rFonts w:ascii="Courier New" w:hAnsi="Courier New" w:hint="default"/>
+        <w:sz w:val="20"/>
+      </w:rPr>
+    </w:lvl>
+    <w:lvl w:ilvl="2" w:tentative="1">
+      <w:start w:val="1"/>
+      <w:numFmt w:val="bullet"/>
+      <w:lvlText w:val=""/>
+      <w:lvlJc w:val="left"/>
+      <w:pPr>
+        <w:tabs>
+          <w:tab w:val="num" w:pos="2160"/>
+        </w:tabs>
+        <w:ind w:left="2160" w:hanging="360"/>
+      </w:pPr>
+      <w:rPr>
+        <w:rFonts w:ascii="Wingdings" w:hAnsi="Wingdings" w:hint="default"/>
+        <w:sz w:val="20"/>
+      </w:rPr>
+    </w:lvl>
+    <w:lvl w:ilvl="3" w:tentative="1">
+      <w:start w:val="1"/>
+      <w:numFmt w:val="bullet"/>
+      <w:lvlText w:val=""/>
+      <w:lvlJc w:val="left"/>
+      <w:pPr>
+        <w:tabs>
+          <w:tab w:val="num" w:pos="2880"/>
+        </w:tabs>
+        <w:ind w:left="2880" w:hanging="360"/>
+      </w:pPr>
+      <w:rPr>
+        <w:rFonts w:ascii="Wingdings" w:hAnsi="Wingdings" w:hint="default"/>
+        <w:sz w:val="20"/>
+      </w:rPr>
+    </w:lvl>
+    <w:lvl w:ilvl="4" w:tentative="1">
+      <w:start w:val="1"/>
+      <w:numFmt w:val="bullet"/>
+      <w:lvlText w:val=""/>
+      <w:lvlJc w:val="left"/>
+      <w:pPr>
+        <w:tabs>
+          <w:tab w:val="num" w:pos="3600"/>
+        </w:tabs>
+        <w:ind w:left="3600" w:hanging="360"/>
+      </w:pPr>
+      <w:rPr>
+        <w:rFonts w:ascii="Wingdings" w:hAnsi="Wingdings" w:hint="default"/>
+        <w:sz w:val="20"/>
+      </w:rPr>
+    </w:lvl>
+    <w:lvl w:ilvl="5" w:tentative="1">
+      <w:start w:val="1"/>
+      <w:numFmt w:val="bullet"/>
+      <w:lvlText w:val=""/>
+      <w:lvlJc w:val="left"/>
+      <w:pPr>
+        <w:tabs>
+          <w:tab w:val="num" w:pos="4320"/>
+        </w:tabs>
+        <w:ind w:left="4320" w:hanging="360"/>
+      </w:pPr>
+      <w:rPr>
+        <w:rFonts w:ascii="Wingdings" w:hAnsi="Wingdings" w:hint="default"/>
+        <w:sz w:val="20"/>
+      </w:rPr>
+    </w:lvl>
+    <w:lvl w:ilvl="6" w:tentative="1">
+      <w:start w:val="1"/>
+      <w:numFmt w:val="bullet"/>
+      <w:lvlText w:val=""/>
+      <w:lvlJc w:val="left"/>
+      <w:pPr>
+        <w:tabs>
+          <w:tab w:val="num" w:pos="5040"/>
+        </w:tabs>
+        <w:ind w:left="5040" w:hanging="360"/>
+      </w:pPr>
+      <w:rPr>
+        <w:rFonts w:ascii="Wingdings" w:hAnsi="Wingdings" w:hint="default"/>
+        <w:sz w:val="20"/>
+      </w:rPr>
+    </w:lvl>
+    <w:lvl w:ilvl="7" w:tentative="1">
+      <w:start w:val="1"/>
+      <w:numFmt w:val="bullet"/>
+      <w:lvlText w:val=""/>
+      <w:lvlJc w:val="left"/>
+      <w:pPr>
+        <w:tabs>
+          <w:tab w:val="num" w:pos="5760"/>
+        </w:tabs>
+        <w:ind w:left="5760" w:hanging="360"/>
+      </w:pPr>
+      <w:rPr>
+        <w:rFonts w:ascii="Wingdings" w:hAnsi="Wingdings" w:hint="default"/>
+        <w:sz w:val="20"/>
+      </w:rPr>
+    </w:lvl>
+    <w:lvl w:ilvl="8" w:tentative="1">
+      <w:start w:val="1"/>
+      <w:numFmt w:val="bullet"/>
+      <w:lvlText w:val=""/>
+      <w:lvlJc w:val="left"/>
+      <w:pPr>
+        <w:tabs>
+          <w:tab w:val="num" w:pos="6480"/>
+        </w:tabs>
+        <w:ind w:left="6480" w:hanging="360"/>
+      </w:pPr>
+      <w:rPr>
+        <w:rFonts w:ascii="Wingdings" w:hAnsi="Wingdings" w:hint="default"/>
+        <w:sz w:val="20"/>
+      </w:rPr>
+    </w:lvl>
+  </w:abstractNum>
+  <w:abstractNum w:abstractNumId="9" w15:restartNumberingAfterBreak="0">
     <w:nsid w:val="2BC25ECA"/>
     <w:multiLevelType w:val="multilevel"/>
     <w:tmpl w:val="640A4CC4"/>
@@ -6343,7 +7765,7 @@
       </w:rPr>
     </w:lvl>
   </w:abstractNum>
-  <w:abstractNum w:abstractNumId="7" w15:restartNumberingAfterBreak="0">
+  <w:abstractNum w:abstractNumId="10" w15:restartNumberingAfterBreak="0">
     <w:nsid w:val="2D497B2D"/>
     <w:multiLevelType w:val="multilevel"/>
     <w:tmpl w:val="7EC6DC1C"/>
@@ -6456,7 +7878,269 @@
       </w:pPr>
     </w:lvl>
   </w:abstractNum>
-  <w:abstractNum w:abstractNumId="8" w15:restartNumberingAfterBreak="0">
+  <w:abstractNum w:abstractNumId="11" w15:restartNumberingAfterBreak="0">
+    <w:nsid w:val="2F191001"/>
+    <w:multiLevelType w:val="multilevel"/>
+    <w:tmpl w:val="63761B28"/>
+    <w:lvl w:ilvl="0">
+      <w:start w:val="1"/>
+      <w:numFmt w:val="decimal"/>
+      <w:lvlText w:val="%1."/>
+      <w:lvlJc w:val="left"/>
+      <w:pPr>
+        <w:tabs>
+          <w:tab w:val="num" w:pos="720"/>
+        </w:tabs>
+        <w:ind w:left="720" w:hanging="360"/>
+      </w:pPr>
+    </w:lvl>
+    <w:lvl w:ilvl="1" w:tentative="1">
+      <w:start w:val="1"/>
+      <w:numFmt w:val="decimal"/>
+      <w:lvlText w:val="%2."/>
+      <w:lvlJc w:val="left"/>
+      <w:pPr>
+        <w:tabs>
+          <w:tab w:val="num" w:pos="1440"/>
+        </w:tabs>
+        <w:ind w:left="1440" w:hanging="360"/>
+      </w:pPr>
+    </w:lvl>
+    <w:lvl w:ilvl="2" w:tentative="1">
+      <w:start w:val="1"/>
+      <w:numFmt w:val="decimal"/>
+      <w:lvlText w:val="%3."/>
+      <w:lvlJc w:val="left"/>
+      <w:pPr>
+        <w:tabs>
+          <w:tab w:val="num" w:pos="2160"/>
+        </w:tabs>
+        <w:ind w:left="2160" w:hanging="360"/>
+      </w:pPr>
+    </w:lvl>
+    <w:lvl w:ilvl="3" w:tentative="1">
+      <w:start w:val="1"/>
+      <w:numFmt w:val="decimal"/>
+      <w:lvlText w:val="%4."/>
+      <w:lvlJc w:val="left"/>
+      <w:pPr>
+        <w:tabs>
+          <w:tab w:val="num" w:pos="2880"/>
+        </w:tabs>
+        <w:ind w:left="2880" w:hanging="360"/>
+      </w:pPr>
+    </w:lvl>
+    <w:lvl w:ilvl="4" w:tentative="1">
+      <w:start w:val="1"/>
+      <w:numFmt w:val="decimal"/>
+      <w:lvlText w:val="%5."/>
+      <w:lvlJc w:val="left"/>
+      <w:pPr>
+        <w:tabs>
+          <w:tab w:val="num" w:pos="3600"/>
+        </w:tabs>
+        <w:ind w:left="3600" w:hanging="360"/>
+      </w:pPr>
+    </w:lvl>
+    <w:lvl w:ilvl="5" w:tentative="1">
+      <w:start w:val="1"/>
+      <w:numFmt w:val="decimal"/>
+      <w:lvlText w:val="%6."/>
+      <w:lvlJc w:val="left"/>
+      <w:pPr>
+        <w:tabs>
+          <w:tab w:val="num" w:pos="4320"/>
+        </w:tabs>
+        <w:ind w:left="4320" w:hanging="360"/>
+      </w:pPr>
+    </w:lvl>
+    <w:lvl w:ilvl="6" w:tentative="1">
+      <w:start w:val="1"/>
+      <w:numFmt w:val="decimal"/>
+      <w:lvlText w:val="%7."/>
+      <w:lvlJc w:val="left"/>
+      <w:pPr>
+        <w:tabs>
+          <w:tab w:val="num" w:pos="5040"/>
+        </w:tabs>
+        <w:ind w:left="5040" w:hanging="360"/>
+      </w:pPr>
+    </w:lvl>
+    <w:lvl w:ilvl="7" w:tentative="1">
+      <w:start w:val="1"/>
+      <w:numFmt w:val="decimal"/>
+      <w:lvlText w:val="%8."/>
+      <w:lvlJc w:val="left"/>
+      <w:pPr>
+        <w:tabs>
+          <w:tab w:val="num" w:pos="5760"/>
+        </w:tabs>
+        <w:ind w:left="5760" w:hanging="360"/>
+      </w:pPr>
+    </w:lvl>
+    <w:lvl w:ilvl="8" w:tentative="1">
+      <w:start w:val="1"/>
+      <w:numFmt w:val="decimal"/>
+      <w:lvlText w:val="%9."/>
+      <w:lvlJc w:val="left"/>
+      <w:pPr>
+        <w:tabs>
+          <w:tab w:val="num" w:pos="6480"/>
+        </w:tabs>
+        <w:ind w:left="6480" w:hanging="360"/>
+      </w:pPr>
+    </w:lvl>
+  </w:abstractNum>
+  <w:abstractNum w:abstractNumId="12" w15:restartNumberingAfterBreak="0">
+    <w:nsid w:val="33BC7704"/>
+    <w:multiLevelType w:val="multilevel"/>
+    <w:tmpl w:val="59E629DE"/>
+    <w:lvl w:ilvl="0">
+      <w:start w:val="1"/>
+      <w:numFmt w:val="bullet"/>
+      <w:lvlText w:val=""/>
+      <w:lvlJc w:val="left"/>
+      <w:pPr>
+        <w:tabs>
+          <w:tab w:val="num" w:pos="720"/>
+        </w:tabs>
+        <w:ind w:left="720" w:hanging="360"/>
+      </w:pPr>
+      <w:rPr>
+        <w:rFonts w:ascii="Symbol" w:hAnsi="Symbol" w:hint="default"/>
+        <w:sz w:val="20"/>
+      </w:rPr>
+    </w:lvl>
+    <w:lvl w:ilvl="1" w:tentative="1">
+      <w:start w:val="1"/>
+      <w:numFmt w:val="bullet"/>
+      <w:lvlText w:val="o"/>
+      <w:lvlJc w:val="left"/>
+      <w:pPr>
+        <w:tabs>
+          <w:tab w:val="num" w:pos="1440"/>
+        </w:tabs>
+        <w:ind w:left="1440" w:hanging="360"/>
+      </w:pPr>
+      <w:rPr>
+        <w:rFonts w:ascii="Courier New" w:hAnsi="Courier New" w:hint="default"/>
+        <w:sz w:val="20"/>
+      </w:rPr>
+    </w:lvl>
+    <w:lvl w:ilvl="2" w:tentative="1">
+      <w:start w:val="1"/>
+      <w:numFmt w:val="bullet"/>
+      <w:lvlText w:val=""/>
+      <w:lvlJc w:val="left"/>
+      <w:pPr>
+        <w:tabs>
+          <w:tab w:val="num" w:pos="2160"/>
+        </w:tabs>
+        <w:ind w:left="2160" w:hanging="360"/>
+      </w:pPr>
+      <w:rPr>
+        <w:rFonts w:ascii="Wingdings" w:hAnsi="Wingdings" w:hint="default"/>
+        <w:sz w:val="20"/>
+      </w:rPr>
+    </w:lvl>
+    <w:lvl w:ilvl="3" w:tentative="1">
+      <w:start w:val="1"/>
+      <w:numFmt w:val="bullet"/>
+      <w:lvlText w:val=""/>
+      <w:lvlJc w:val="left"/>
+      <w:pPr>
+        <w:tabs>
+          <w:tab w:val="num" w:pos="2880"/>
+        </w:tabs>
+        <w:ind w:left="2880" w:hanging="360"/>
+      </w:pPr>
+      <w:rPr>
+        <w:rFonts w:ascii="Wingdings" w:hAnsi="Wingdings" w:hint="default"/>
+        <w:sz w:val="20"/>
+      </w:rPr>
+    </w:lvl>
+    <w:lvl w:ilvl="4" w:tentative="1">
+      <w:start w:val="1"/>
+      <w:numFmt w:val="bullet"/>
+      <w:lvlText w:val=""/>
+      <w:lvlJc w:val="left"/>
+      <w:pPr>
+        <w:tabs>
+          <w:tab w:val="num" w:pos="3600"/>
+        </w:tabs>
+        <w:ind w:left="3600" w:hanging="360"/>
+      </w:pPr>
+      <w:rPr>
+        <w:rFonts w:ascii="Wingdings" w:hAnsi="Wingdings" w:hint="default"/>
+        <w:sz w:val="20"/>
+      </w:rPr>
+    </w:lvl>
+    <w:lvl w:ilvl="5" w:tentative="1">
+      <w:start w:val="1"/>
+      <w:numFmt w:val="bullet"/>
+      <w:lvlText w:val=""/>
+      <w:lvlJc w:val="left"/>
+      <w:pPr>
+        <w:tabs>
+          <w:tab w:val="num" w:pos="4320"/>
+        </w:tabs>
+        <w:ind w:left="4320" w:hanging="360"/>
+      </w:pPr>
+      <w:rPr>
+        <w:rFonts w:ascii="Wingdings" w:hAnsi="Wingdings" w:hint="default"/>
+        <w:sz w:val="20"/>
+      </w:rPr>
+    </w:lvl>
+    <w:lvl w:ilvl="6" w:tentative="1">
+      <w:start w:val="1"/>
+      <w:numFmt w:val="bullet"/>
+      <w:lvlText w:val=""/>
+      <w:lvlJc w:val="left"/>
+      <w:pPr>
+        <w:tabs>
+          <w:tab w:val="num" w:pos="5040"/>
+        </w:tabs>
+        <w:ind w:left="5040" w:hanging="360"/>
+      </w:pPr>
+      <w:rPr>
+        <w:rFonts w:ascii="Wingdings" w:hAnsi="Wingdings" w:hint="default"/>
+        <w:sz w:val="20"/>
+      </w:rPr>
+    </w:lvl>
+    <w:lvl w:ilvl="7" w:tentative="1">
+      <w:start w:val="1"/>
+      <w:numFmt w:val="bullet"/>
+      <w:lvlText w:val=""/>
+      <w:lvlJc w:val="left"/>
+      <w:pPr>
+        <w:tabs>
+          <w:tab w:val="num" w:pos="5760"/>
+        </w:tabs>
+        <w:ind w:left="5760" w:hanging="360"/>
+      </w:pPr>
+      <w:rPr>
+        <w:rFonts w:ascii="Wingdings" w:hAnsi="Wingdings" w:hint="default"/>
+        <w:sz w:val="20"/>
+      </w:rPr>
+    </w:lvl>
+    <w:lvl w:ilvl="8" w:tentative="1">
+      <w:start w:val="1"/>
+      <w:numFmt w:val="bullet"/>
+      <w:lvlText w:val=""/>
+      <w:lvlJc w:val="left"/>
+      <w:pPr>
+        <w:tabs>
+          <w:tab w:val="num" w:pos="6480"/>
+        </w:tabs>
+        <w:ind w:left="6480" w:hanging="360"/>
+      </w:pPr>
+      <w:rPr>
+        <w:rFonts w:ascii="Wingdings" w:hAnsi="Wingdings" w:hint="default"/>
+        <w:sz w:val="20"/>
+      </w:rPr>
+    </w:lvl>
+  </w:abstractNum>
+  <w:abstractNum w:abstractNumId="13" w15:restartNumberingAfterBreak="0">
     <w:nsid w:val="36853B5B"/>
     <w:multiLevelType w:val="multilevel"/>
     <w:tmpl w:val="9D08EA32"/>
@@ -6605,7 +8289,7 @@
       </w:rPr>
     </w:lvl>
   </w:abstractNum>
-  <w:abstractNum w:abstractNumId="9" w15:restartNumberingAfterBreak="0">
+  <w:abstractNum w:abstractNumId="14" w15:restartNumberingAfterBreak="0">
     <w:nsid w:val="3B60094C"/>
     <w:multiLevelType w:val="multilevel"/>
     <w:tmpl w:val="99FCC194"/>
@@ -6754,7 +8438,7 @@
       </w:rPr>
     </w:lvl>
   </w:abstractNum>
-  <w:abstractNum w:abstractNumId="10" w15:restartNumberingAfterBreak="0">
+  <w:abstractNum w:abstractNumId="15" w15:restartNumberingAfterBreak="0">
     <w:nsid w:val="3B65456E"/>
     <w:multiLevelType w:val="multilevel"/>
     <w:tmpl w:val="7F405A9A"/>
@@ -6903,7 +8587,156 @@
       </w:rPr>
     </w:lvl>
   </w:abstractNum>
-  <w:abstractNum w:abstractNumId="11" w15:restartNumberingAfterBreak="0">
+  <w:abstractNum w:abstractNumId="16" w15:restartNumberingAfterBreak="0">
+    <w:nsid w:val="401E7890"/>
+    <w:multiLevelType w:val="multilevel"/>
+    <w:tmpl w:val="F9DAC5BC"/>
+    <w:lvl w:ilvl="0">
+      <w:start w:val="1"/>
+      <w:numFmt w:val="bullet"/>
+      <w:lvlText w:val=""/>
+      <w:lvlJc w:val="left"/>
+      <w:pPr>
+        <w:tabs>
+          <w:tab w:val="num" w:pos="720"/>
+        </w:tabs>
+        <w:ind w:left="720" w:hanging="360"/>
+      </w:pPr>
+      <w:rPr>
+        <w:rFonts w:ascii="Symbol" w:hAnsi="Symbol" w:hint="default"/>
+        <w:sz w:val="20"/>
+      </w:rPr>
+    </w:lvl>
+    <w:lvl w:ilvl="1" w:tentative="1">
+      <w:start w:val="1"/>
+      <w:numFmt w:val="bullet"/>
+      <w:lvlText w:val="o"/>
+      <w:lvlJc w:val="left"/>
+      <w:pPr>
+        <w:tabs>
+          <w:tab w:val="num" w:pos="1440"/>
+        </w:tabs>
+        <w:ind w:left="1440" w:hanging="360"/>
+      </w:pPr>
+      <w:rPr>
+        <w:rFonts w:ascii="Courier New" w:hAnsi="Courier New" w:hint="default"/>
+        <w:sz w:val="20"/>
+      </w:rPr>
+    </w:lvl>
+    <w:lvl w:ilvl="2" w:tentative="1">
+      <w:start w:val="1"/>
+      <w:numFmt w:val="bullet"/>
+      <w:lvlText w:val=""/>
+      <w:lvlJc w:val="left"/>
+      <w:pPr>
+        <w:tabs>
+          <w:tab w:val="num" w:pos="2160"/>
+        </w:tabs>
+        <w:ind w:left="2160" w:hanging="360"/>
+      </w:pPr>
+      <w:rPr>
+        <w:rFonts w:ascii="Wingdings" w:hAnsi="Wingdings" w:hint="default"/>
+        <w:sz w:val="20"/>
+      </w:rPr>
+    </w:lvl>
+    <w:lvl w:ilvl="3" w:tentative="1">
+      <w:start w:val="1"/>
+      <w:numFmt w:val="bullet"/>
+      <w:lvlText w:val=""/>
+      <w:lvlJc w:val="left"/>
+      <w:pPr>
+        <w:tabs>
+          <w:tab w:val="num" w:pos="2880"/>
+        </w:tabs>
+        <w:ind w:left="2880" w:hanging="360"/>
+      </w:pPr>
+      <w:rPr>
+        <w:rFonts w:ascii="Wingdings" w:hAnsi="Wingdings" w:hint="default"/>
+        <w:sz w:val="20"/>
+      </w:rPr>
+    </w:lvl>
+    <w:lvl w:ilvl="4" w:tentative="1">
+      <w:start w:val="1"/>
+      <w:numFmt w:val="bullet"/>
+      <w:lvlText w:val=""/>
+      <w:lvlJc w:val="left"/>
+      <w:pPr>
+        <w:tabs>
+          <w:tab w:val="num" w:pos="3600"/>
+        </w:tabs>
+        <w:ind w:left="3600" w:hanging="360"/>
+      </w:pPr>
+      <w:rPr>
+        <w:rFonts w:ascii="Wingdings" w:hAnsi="Wingdings" w:hint="default"/>
+        <w:sz w:val="20"/>
+      </w:rPr>
+    </w:lvl>
+    <w:lvl w:ilvl="5" w:tentative="1">
+      <w:start w:val="1"/>
+      <w:numFmt w:val="bullet"/>
+      <w:lvlText w:val=""/>
+      <w:lvlJc w:val="left"/>
+      <w:pPr>
+        <w:tabs>
+          <w:tab w:val="num" w:pos="4320"/>
+        </w:tabs>
+        <w:ind w:left="4320" w:hanging="360"/>
+      </w:pPr>
+      <w:rPr>
+        <w:rFonts w:ascii="Wingdings" w:hAnsi="Wingdings" w:hint="default"/>
+        <w:sz w:val="20"/>
+      </w:rPr>
+    </w:lvl>
+    <w:lvl w:ilvl="6" w:tentative="1">
+      <w:start w:val="1"/>
+      <w:numFmt w:val="bullet"/>
+      <w:lvlText w:val=""/>
+      <w:lvlJc w:val="left"/>
+      <w:pPr>
+        <w:tabs>
+          <w:tab w:val="num" w:pos="5040"/>
+        </w:tabs>
+        <w:ind w:left="5040" w:hanging="360"/>
+      </w:pPr>
+      <w:rPr>
+        <w:rFonts w:ascii="Wingdings" w:hAnsi="Wingdings" w:hint="default"/>
+        <w:sz w:val="20"/>
+      </w:rPr>
+    </w:lvl>
+    <w:lvl w:ilvl="7" w:tentative="1">
+      <w:start w:val="1"/>
+      <w:numFmt w:val="bullet"/>
+      <w:lvlText w:val=""/>
+      <w:lvlJc w:val="left"/>
+      <w:pPr>
+        <w:tabs>
+          <w:tab w:val="num" w:pos="5760"/>
+        </w:tabs>
+        <w:ind w:left="5760" w:hanging="360"/>
+      </w:pPr>
+      <w:rPr>
+        <w:rFonts w:ascii="Wingdings" w:hAnsi="Wingdings" w:hint="default"/>
+        <w:sz w:val="20"/>
+      </w:rPr>
+    </w:lvl>
+    <w:lvl w:ilvl="8" w:tentative="1">
+      <w:start w:val="1"/>
+      <w:numFmt w:val="bullet"/>
+      <w:lvlText w:val=""/>
+      <w:lvlJc w:val="left"/>
+      <w:pPr>
+        <w:tabs>
+          <w:tab w:val="num" w:pos="6480"/>
+        </w:tabs>
+        <w:ind w:left="6480" w:hanging="360"/>
+      </w:pPr>
+      <w:rPr>
+        <w:rFonts w:ascii="Wingdings" w:hAnsi="Wingdings" w:hint="default"/>
+        <w:sz w:val="20"/>
+      </w:rPr>
+    </w:lvl>
+  </w:abstractNum>
+  <w:abstractNum w:abstractNumId="17" w15:restartNumberingAfterBreak="0">
     <w:nsid w:val="41FC1FE3"/>
     <w:multiLevelType w:val="multilevel"/>
     <w:tmpl w:val="051C46B0"/>
@@ -7052,7 +8885,156 @@
       </w:rPr>
     </w:lvl>
   </w:abstractNum>
-  <w:abstractNum w:abstractNumId="12" w15:restartNumberingAfterBreak="0">
+  <w:abstractNum w:abstractNumId="18" w15:restartNumberingAfterBreak="0">
+    <w:nsid w:val="42476ED3"/>
+    <w:multiLevelType w:val="multilevel"/>
+    <w:tmpl w:val="AEFEF2C2"/>
+    <w:lvl w:ilvl="0">
+      <w:start w:val="1"/>
+      <w:numFmt w:val="bullet"/>
+      <w:lvlText w:val=""/>
+      <w:lvlJc w:val="left"/>
+      <w:pPr>
+        <w:tabs>
+          <w:tab w:val="num" w:pos="720"/>
+        </w:tabs>
+        <w:ind w:left="720" w:hanging="360"/>
+      </w:pPr>
+      <w:rPr>
+        <w:rFonts w:ascii="Symbol" w:hAnsi="Symbol" w:hint="default"/>
+        <w:sz w:val="20"/>
+      </w:rPr>
+    </w:lvl>
+    <w:lvl w:ilvl="1" w:tentative="1">
+      <w:start w:val="1"/>
+      <w:numFmt w:val="bullet"/>
+      <w:lvlText w:val="o"/>
+      <w:lvlJc w:val="left"/>
+      <w:pPr>
+        <w:tabs>
+          <w:tab w:val="num" w:pos="1440"/>
+        </w:tabs>
+        <w:ind w:left="1440" w:hanging="360"/>
+      </w:pPr>
+      <w:rPr>
+        <w:rFonts w:ascii="Courier New" w:hAnsi="Courier New" w:hint="default"/>
+        <w:sz w:val="20"/>
+      </w:rPr>
+    </w:lvl>
+    <w:lvl w:ilvl="2" w:tentative="1">
+      <w:start w:val="1"/>
+      <w:numFmt w:val="bullet"/>
+      <w:lvlText w:val=""/>
+      <w:lvlJc w:val="left"/>
+      <w:pPr>
+        <w:tabs>
+          <w:tab w:val="num" w:pos="2160"/>
+        </w:tabs>
+        <w:ind w:left="2160" w:hanging="360"/>
+      </w:pPr>
+      <w:rPr>
+        <w:rFonts w:ascii="Wingdings" w:hAnsi="Wingdings" w:hint="default"/>
+        <w:sz w:val="20"/>
+      </w:rPr>
+    </w:lvl>
+    <w:lvl w:ilvl="3" w:tentative="1">
+      <w:start w:val="1"/>
+      <w:numFmt w:val="bullet"/>
+      <w:lvlText w:val=""/>
+      <w:lvlJc w:val="left"/>
+      <w:pPr>
+        <w:tabs>
+          <w:tab w:val="num" w:pos="2880"/>
+        </w:tabs>
+        <w:ind w:left="2880" w:hanging="360"/>
+      </w:pPr>
+      <w:rPr>
+        <w:rFonts w:ascii="Wingdings" w:hAnsi="Wingdings" w:hint="default"/>
+        <w:sz w:val="20"/>
+      </w:rPr>
+    </w:lvl>
+    <w:lvl w:ilvl="4" w:tentative="1">
+      <w:start w:val="1"/>
+      <w:numFmt w:val="bullet"/>
+      <w:lvlText w:val=""/>
+      <w:lvlJc w:val="left"/>
+      <w:pPr>
+        <w:tabs>
+          <w:tab w:val="num" w:pos="3600"/>
+        </w:tabs>
+        <w:ind w:left="3600" w:hanging="360"/>
+      </w:pPr>
+      <w:rPr>
+        <w:rFonts w:ascii="Wingdings" w:hAnsi="Wingdings" w:hint="default"/>
+        <w:sz w:val="20"/>
+      </w:rPr>
+    </w:lvl>
+    <w:lvl w:ilvl="5" w:tentative="1">
+      <w:start w:val="1"/>
+      <w:numFmt w:val="bullet"/>
+      <w:lvlText w:val=""/>
+      <w:lvlJc w:val="left"/>
+      <w:pPr>
+        <w:tabs>
+          <w:tab w:val="num" w:pos="4320"/>
+        </w:tabs>
+        <w:ind w:left="4320" w:hanging="360"/>
+      </w:pPr>
+      <w:rPr>
+        <w:rFonts w:ascii="Wingdings" w:hAnsi="Wingdings" w:hint="default"/>
+        <w:sz w:val="20"/>
+      </w:rPr>
+    </w:lvl>
+    <w:lvl w:ilvl="6" w:tentative="1">
+      <w:start w:val="1"/>
+      <w:numFmt w:val="bullet"/>
+      <w:lvlText w:val=""/>
+      <w:lvlJc w:val="left"/>
+      <w:pPr>
+        <w:tabs>
+          <w:tab w:val="num" w:pos="5040"/>
+        </w:tabs>
+        <w:ind w:left="5040" w:hanging="360"/>
+      </w:pPr>
+      <w:rPr>
+        <w:rFonts w:ascii="Wingdings" w:hAnsi="Wingdings" w:hint="default"/>
+        <w:sz w:val="20"/>
+      </w:rPr>
+    </w:lvl>
+    <w:lvl w:ilvl="7" w:tentative="1">
+      <w:start w:val="1"/>
+      <w:numFmt w:val="bullet"/>
+      <w:lvlText w:val=""/>
+      <w:lvlJc w:val="left"/>
+      <w:pPr>
+        <w:tabs>
+          <w:tab w:val="num" w:pos="5760"/>
+        </w:tabs>
+        <w:ind w:left="5760" w:hanging="360"/>
+      </w:pPr>
+      <w:rPr>
+        <w:rFonts w:ascii="Wingdings" w:hAnsi="Wingdings" w:hint="default"/>
+        <w:sz w:val="20"/>
+      </w:rPr>
+    </w:lvl>
+    <w:lvl w:ilvl="8" w:tentative="1">
+      <w:start w:val="1"/>
+      <w:numFmt w:val="bullet"/>
+      <w:lvlText w:val=""/>
+      <w:lvlJc w:val="left"/>
+      <w:pPr>
+        <w:tabs>
+          <w:tab w:val="num" w:pos="6480"/>
+        </w:tabs>
+        <w:ind w:left="6480" w:hanging="360"/>
+      </w:pPr>
+      <w:rPr>
+        <w:rFonts w:ascii="Wingdings" w:hAnsi="Wingdings" w:hint="default"/>
+        <w:sz w:val="20"/>
+      </w:rPr>
+    </w:lvl>
+  </w:abstractNum>
+  <w:abstractNum w:abstractNumId="19" w15:restartNumberingAfterBreak="0">
     <w:nsid w:val="441362A9"/>
     <w:multiLevelType w:val="multilevel"/>
     <w:tmpl w:val="5C0006F4"/>
@@ -7201,7 +9183,7 @@
       </w:rPr>
     </w:lvl>
   </w:abstractNum>
-  <w:abstractNum w:abstractNumId="13" w15:restartNumberingAfterBreak="0">
+  <w:abstractNum w:abstractNumId="20" w15:restartNumberingAfterBreak="0">
     <w:nsid w:val="447452A7"/>
     <w:multiLevelType w:val="multilevel"/>
     <w:tmpl w:val="43463594"/>
@@ -7350,7 +9332,7 @@
       </w:rPr>
     </w:lvl>
   </w:abstractNum>
-  <w:abstractNum w:abstractNumId="14" w15:restartNumberingAfterBreak="0">
+  <w:abstractNum w:abstractNumId="21" w15:restartNumberingAfterBreak="0">
     <w:nsid w:val="47BB103A"/>
     <w:multiLevelType w:val="multilevel"/>
     <w:tmpl w:val="76087238"/>
@@ -7499,7 +9481,7 @@
       </w:rPr>
     </w:lvl>
   </w:abstractNum>
-  <w:abstractNum w:abstractNumId="15" w15:restartNumberingAfterBreak="0">
+  <w:abstractNum w:abstractNumId="22" w15:restartNumberingAfterBreak="0">
     <w:nsid w:val="4AD1060A"/>
     <w:multiLevelType w:val="multilevel"/>
     <w:tmpl w:val="B9B846D4"/>
@@ -7648,7 +9630,7 @@
       </w:rPr>
     </w:lvl>
   </w:abstractNum>
-  <w:abstractNum w:abstractNumId="16" w15:restartNumberingAfterBreak="0">
+  <w:abstractNum w:abstractNumId="23" w15:restartNumberingAfterBreak="0">
     <w:nsid w:val="51986885"/>
     <w:multiLevelType w:val="multilevel"/>
     <w:tmpl w:val="15D28DEC"/>
@@ -7797,7 +9779,7 @@
       </w:rPr>
     </w:lvl>
   </w:abstractNum>
-  <w:abstractNum w:abstractNumId="17" w15:restartNumberingAfterBreak="0">
+  <w:abstractNum w:abstractNumId="24" w15:restartNumberingAfterBreak="0">
     <w:nsid w:val="52A96362"/>
     <w:multiLevelType w:val="multilevel"/>
     <w:tmpl w:val="EB142532"/>
@@ -7946,7 +9928,7 @@
       </w:rPr>
     </w:lvl>
   </w:abstractNum>
-  <w:abstractNum w:abstractNumId="18" w15:restartNumberingAfterBreak="0">
+  <w:abstractNum w:abstractNumId="25" w15:restartNumberingAfterBreak="0">
     <w:nsid w:val="578B40EB"/>
     <w:multiLevelType w:val="multilevel"/>
     <w:tmpl w:val="7F9E4EC4"/>
@@ -8095,62 +10077,843 @@
       </w:rPr>
     </w:lvl>
   </w:abstractNum>
+  <w:abstractNum w:abstractNumId="26" w15:restartNumberingAfterBreak="0">
+    <w:nsid w:val="6DF117FD"/>
+    <w:multiLevelType w:val="multilevel"/>
+    <w:tmpl w:val="07CEB5EA"/>
+    <w:lvl w:ilvl="0">
+      <w:start w:val="1"/>
+      <w:numFmt w:val="bullet"/>
+      <w:lvlText w:val=""/>
+      <w:lvlJc w:val="left"/>
+      <w:pPr>
+        <w:tabs>
+          <w:tab w:val="num" w:pos="720"/>
+        </w:tabs>
+        <w:ind w:left="720" w:hanging="360"/>
+      </w:pPr>
+      <w:rPr>
+        <w:rFonts w:ascii="Symbol" w:hAnsi="Symbol" w:hint="default"/>
+        <w:sz w:val="20"/>
+      </w:rPr>
+    </w:lvl>
+    <w:lvl w:ilvl="1" w:tentative="1">
+      <w:start w:val="1"/>
+      <w:numFmt w:val="bullet"/>
+      <w:lvlText w:val="o"/>
+      <w:lvlJc w:val="left"/>
+      <w:pPr>
+        <w:tabs>
+          <w:tab w:val="num" w:pos="1440"/>
+        </w:tabs>
+        <w:ind w:left="1440" w:hanging="360"/>
+      </w:pPr>
+      <w:rPr>
+        <w:rFonts w:ascii="Courier New" w:hAnsi="Courier New" w:hint="default"/>
+        <w:sz w:val="20"/>
+      </w:rPr>
+    </w:lvl>
+    <w:lvl w:ilvl="2" w:tentative="1">
+      <w:start w:val="1"/>
+      <w:numFmt w:val="bullet"/>
+      <w:lvlText w:val=""/>
+      <w:lvlJc w:val="left"/>
+      <w:pPr>
+        <w:tabs>
+          <w:tab w:val="num" w:pos="2160"/>
+        </w:tabs>
+        <w:ind w:left="2160" w:hanging="360"/>
+      </w:pPr>
+      <w:rPr>
+        <w:rFonts w:ascii="Wingdings" w:hAnsi="Wingdings" w:hint="default"/>
+        <w:sz w:val="20"/>
+      </w:rPr>
+    </w:lvl>
+    <w:lvl w:ilvl="3" w:tentative="1">
+      <w:start w:val="1"/>
+      <w:numFmt w:val="bullet"/>
+      <w:lvlText w:val=""/>
+      <w:lvlJc w:val="left"/>
+      <w:pPr>
+        <w:tabs>
+          <w:tab w:val="num" w:pos="2880"/>
+        </w:tabs>
+        <w:ind w:left="2880" w:hanging="360"/>
+      </w:pPr>
+      <w:rPr>
+        <w:rFonts w:ascii="Wingdings" w:hAnsi="Wingdings" w:hint="default"/>
+        <w:sz w:val="20"/>
+      </w:rPr>
+    </w:lvl>
+    <w:lvl w:ilvl="4" w:tentative="1">
+      <w:start w:val="1"/>
+      <w:numFmt w:val="bullet"/>
+      <w:lvlText w:val=""/>
+      <w:lvlJc w:val="left"/>
+      <w:pPr>
+        <w:tabs>
+          <w:tab w:val="num" w:pos="3600"/>
+        </w:tabs>
+        <w:ind w:left="3600" w:hanging="360"/>
+      </w:pPr>
+      <w:rPr>
+        <w:rFonts w:ascii="Wingdings" w:hAnsi="Wingdings" w:hint="default"/>
+        <w:sz w:val="20"/>
+      </w:rPr>
+    </w:lvl>
+    <w:lvl w:ilvl="5" w:tentative="1">
+      <w:start w:val="1"/>
+      <w:numFmt w:val="bullet"/>
+      <w:lvlText w:val=""/>
+      <w:lvlJc w:val="left"/>
+      <w:pPr>
+        <w:tabs>
+          <w:tab w:val="num" w:pos="4320"/>
+        </w:tabs>
+        <w:ind w:left="4320" w:hanging="360"/>
+      </w:pPr>
+      <w:rPr>
+        <w:rFonts w:ascii="Wingdings" w:hAnsi="Wingdings" w:hint="default"/>
+        <w:sz w:val="20"/>
+      </w:rPr>
+    </w:lvl>
+    <w:lvl w:ilvl="6" w:tentative="1">
+      <w:start w:val="1"/>
+      <w:numFmt w:val="bullet"/>
+      <w:lvlText w:val=""/>
+      <w:lvlJc w:val="left"/>
+      <w:pPr>
+        <w:tabs>
+          <w:tab w:val="num" w:pos="5040"/>
+        </w:tabs>
+        <w:ind w:left="5040" w:hanging="360"/>
+      </w:pPr>
+      <w:rPr>
+        <w:rFonts w:ascii="Wingdings" w:hAnsi="Wingdings" w:hint="default"/>
+        <w:sz w:val="20"/>
+      </w:rPr>
+    </w:lvl>
+    <w:lvl w:ilvl="7" w:tentative="1">
+      <w:start w:val="1"/>
+      <w:numFmt w:val="bullet"/>
+      <w:lvlText w:val=""/>
+      <w:lvlJc w:val="left"/>
+      <w:pPr>
+        <w:tabs>
+          <w:tab w:val="num" w:pos="5760"/>
+        </w:tabs>
+        <w:ind w:left="5760" w:hanging="360"/>
+      </w:pPr>
+      <w:rPr>
+        <w:rFonts w:ascii="Wingdings" w:hAnsi="Wingdings" w:hint="default"/>
+        <w:sz w:val="20"/>
+      </w:rPr>
+    </w:lvl>
+    <w:lvl w:ilvl="8" w:tentative="1">
+      <w:start w:val="1"/>
+      <w:numFmt w:val="bullet"/>
+      <w:lvlText w:val=""/>
+      <w:lvlJc w:val="left"/>
+      <w:pPr>
+        <w:tabs>
+          <w:tab w:val="num" w:pos="6480"/>
+        </w:tabs>
+        <w:ind w:left="6480" w:hanging="360"/>
+      </w:pPr>
+      <w:rPr>
+        <w:rFonts w:ascii="Wingdings" w:hAnsi="Wingdings" w:hint="default"/>
+        <w:sz w:val="20"/>
+      </w:rPr>
+    </w:lvl>
+  </w:abstractNum>
+  <w:abstractNum w:abstractNumId="27" w15:restartNumberingAfterBreak="0">
+    <w:nsid w:val="7175611F"/>
+    <w:multiLevelType w:val="multilevel"/>
+    <w:tmpl w:val="41B63344"/>
+    <w:lvl w:ilvl="0">
+      <w:start w:val="1"/>
+      <w:numFmt w:val="bullet"/>
+      <w:lvlText w:val=""/>
+      <w:lvlJc w:val="left"/>
+      <w:pPr>
+        <w:tabs>
+          <w:tab w:val="num" w:pos="720"/>
+        </w:tabs>
+        <w:ind w:left="720" w:hanging="360"/>
+      </w:pPr>
+      <w:rPr>
+        <w:rFonts w:ascii="Symbol" w:hAnsi="Symbol" w:hint="default"/>
+        <w:sz w:val="20"/>
+      </w:rPr>
+    </w:lvl>
+    <w:lvl w:ilvl="1">
+      <w:start w:val="1"/>
+      <w:numFmt w:val="bullet"/>
+      <w:lvlText w:val="o"/>
+      <w:lvlJc w:val="left"/>
+      <w:pPr>
+        <w:tabs>
+          <w:tab w:val="num" w:pos="1440"/>
+        </w:tabs>
+        <w:ind w:left="1440" w:hanging="360"/>
+      </w:pPr>
+      <w:rPr>
+        <w:rFonts w:ascii="Courier New" w:hAnsi="Courier New" w:hint="default"/>
+        <w:sz w:val="20"/>
+      </w:rPr>
+    </w:lvl>
+    <w:lvl w:ilvl="2" w:tentative="1">
+      <w:start w:val="1"/>
+      <w:numFmt w:val="bullet"/>
+      <w:lvlText w:val=""/>
+      <w:lvlJc w:val="left"/>
+      <w:pPr>
+        <w:tabs>
+          <w:tab w:val="num" w:pos="2160"/>
+        </w:tabs>
+        <w:ind w:left="2160" w:hanging="360"/>
+      </w:pPr>
+      <w:rPr>
+        <w:rFonts w:ascii="Wingdings" w:hAnsi="Wingdings" w:hint="default"/>
+        <w:sz w:val="20"/>
+      </w:rPr>
+    </w:lvl>
+    <w:lvl w:ilvl="3" w:tentative="1">
+      <w:start w:val="1"/>
+      <w:numFmt w:val="bullet"/>
+      <w:lvlText w:val=""/>
+      <w:lvlJc w:val="left"/>
+      <w:pPr>
+        <w:tabs>
+          <w:tab w:val="num" w:pos="2880"/>
+        </w:tabs>
+        <w:ind w:left="2880" w:hanging="360"/>
+      </w:pPr>
+      <w:rPr>
+        <w:rFonts w:ascii="Wingdings" w:hAnsi="Wingdings" w:hint="default"/>
+        <w:sz w:val="20"/>
+      </w:rPr>
+    </w:lvl>
+    <w:lvl w:ilvl="4" w:tentative="1">
+      <w:start w:val="1"/>
+      <w:numFmt w:val="bullet"/>
+      <w:lvlText w:val=""/>
+      <w:lvlJc w:val="left"/>
+      <w:pPr>
+        <w:tabs>
+          <w:tab w:val="num" w:pos="3600"/>
+        </w:tabs>
+        <w:ind w:left="3600" w:hanging="360"/>
+      </w:pPr>
+      <w:rPr>
+        <w:rFonts w:ascii="Wingdings" w:hAnsi="Wingdings" w:hint="default"/>
+        <w:sz w:val="20"/>
+      </w:rPr>
+    </w:lvl>
+    <w:lvl w:ilvl="5" w:tentative="1">
+      <w:start w:val="1"/>
+      <w:numFmt w:val="bullet"/>
+      <w:lvlText w:val=""/>
+      <w:lvlJc w:val="left"/>
+      <w:pPr>
+        <w:tabs>
+          <w:tab w:val="num" w:pos="4320"/>
+        </w:tabs>
+        <w:ind w:left="4320" w:hanging="360"/>
+      </w:pPr>
+      <w:rPr>
+        <w:rFonts w:ascii="Wingdings" w:hAnsi="Wingdings" w:hint="default"/>
+        <w:sz w:val="20"/>
+      </w:rPr>
+    </w:lvl>
+    <w:lvl w:ilvl="6" w:tentative="1">
+      <w:start w:val="1"/>
+      <w:numFmt w:val="bullet"/>
+      <w:lvlText w:val=""/>
+      <w:lvlJc w:val="left"/>
+      <w:pPr>
+        <w:tabs>
+          <w:tab w:val="num" w:pos="5040"/>
+        </w:tabs>
+        <w:ind w:left="5040" w:hanging="360"/>
+      </w:pPr>
+      <w:rPr>
+        <w:rFonts w:ascii="Wingdings" w:hAnsi="Wingdings" w:hint="default"/>
+        <w:sz w:val="20"/>
+      </w:rPr>
+    </w:lvl>
+    <w:lvl w:ilvl="7" w:tentative="1">
+      <w:start w:val="1"/>
+      <w:numFmt w:val="bullet"/>
+      <w:lvlText w:val=""/>
+      <w:lvlJc w:val="left"/>
+      <w:pPr>
+        <w:tabs>
+          <w:tab w:val="num" w:pos="5760"/>
+        </w:tabs>
+        <w:ind w:left="5760" w:hanging="360"/>
+      </w:pPr>
+      <w:rPr>
+        <w:rFonts w:ascii="Wingdings" w:hAnsi="Wingdings" w:hint="default"/>
+        <w:sz w:val="20"/>
+      </w:rPr>
+    </w:lvl>
+    <w:lvl w:ilvl="8" w:tentative="1">
+      <w:start w:val="1"/>
+      <w:numFmt w:val="bullet"/>
+      <w:lvlText w:val=""/>
+      <w:lvlJc w:val="left"/>
+      <w:pPr>
+        <w:tabs>
+          <w:tab w:val="num" w:pos="6480"/>
+        </w:tabs>
+        <w:ind w:left="6480" w:hanging="360"/>
+      </w:pPr>
+      <w:rPr>
+        <w:rFonts w:ascii="Wingdings" w:hAnsi="Wingdings" w:hint="default"/>
+        <w:sz w:val="20"/>
+      </w:rPr>
+    </w:lvl>
+  </w:abstractNum>
+  <w:abstractNum w:abstractNumId="28" w15:restartNumberingAfterBreak="0">
+    <w:nsid w:val="73ED142B"/>
+    <w:multiLevelType w:val="multilevel"/>
+    <w:tmpl w:val="BCC0C80A"/>
+    <w:lvl w:ilvl="0">
+      <w:start w:val="1"/>
+      <w:numFmt w:val="bullet"/>
+      <w:lvlText w:val=""/>
+      <w:lvlJc w:val="left"/>
+      <w:pPr>
+        <w:tabs>
+          <w:tab w:val="num" w:pos="720"/>
+        </w:tabs>
+        <w:ind w:left="720" w:hanging="360"/>
+      </w:pPr>
+      <w:rPr>
+        <w:rFonts w:ascii="Symbol" w:hAnsi="Symbol" w:hint="default"/>
+        <w:sz w:val="20"/>
+      </w:rPr>
+    </w:lvl>
+    <w:lvl w:ilvl="1" w:tentative="1">
+      <w:start w:val="1"/>
+      <w:numFmt w:val="bullet"/>
+      <w:lvlText w:val="o"/>
+      <w:lvlJc w:val="left"/>
+      <w:pPr>
+        <w:tabs>
+          <w:tab w:val="num" w:pos="1440"/>
+        </w:tabs>
+        <w:ind w:left="1440" w:hanging="360"/>
+      </w:pPr>
+      <w:rPr>
+        <w:rFonts w:ascii="Courier New" w:hAnsi="Courier New" w:hint="default"/>
+        <w:sz w:val="20"/>
+      </w:rPr>
+    </w:lvl>
+    <w:lvl w:ilvl="2" w:tentative="1">
+      <w:start w:val="1"/>
+      <w:numFmt w:val="bullet"/>
+      <w:lvlText w:val=""/>
+      <w:lvlJc w:val="left"/>
+      <w:pPr>
+        <w:tabs>
+          <w:tab w:val="num" w:pos="2160"/>
+        </w:tabs>
+        <w:ind w:left="2160" w:hanging="360"/>
+      </w:pPr>
+      <w:rPr>
+        <w:rFonts w:ascii="Wingdings" w:hAnsi="Wingdings" w:hint="default"/>
+        <w:sz w:val="20"/>
+      </w:rPr>
+    </w:lvl>
+    <w:lvl w:ilvl="3" w:tentative="1">
+      <w:start w:val="1"/>
+      <w:numFmt w:val="bullet"/>
+      <w:lvlText w:val=""/>
+      <w:lvlJc w:val="left"/>
+      <w:pPr>
+        <w:tabs>
+          <w:tab w:val="num" w:pos="2880"/>
+        </w:tabs>
+        <w:ind w:left="2880" w:hanging="360"/>
+      </w:pPr>
+      <w:rPr>
+        <w:rFonts w:ascii="Wingdings" w:hAnsi="Wingdings" w:hint="default"/>
+        <w:sz w:val="20"/>
+      </w:rPr>
+    </w:lvl>
+    <w:lvl w:ilvl="4" w:tentative="1">
+      <w:start w:val="1"/>
+      <w:numFmt w:val="bullet"/>
+      <w:lvlText w:val=""/>
+      <w:lvlJc w:val="left"/>
+      <w:pPr>
+        <w:tabs>
+          <w:tab w:val="num" w:pos="3600"/>
+        </w:tabs>
+        <w:ind w:left="3600" w:hanging="360"/>
+      </w:pPr>
+      <w:rPr>
+        <w:rFonts w:ascii="Wingdings" w:hAnsi="Wingdings" w:hint="default"/>
+        <w:sz w:val="20"/>
+      </w:rPr>
+    </w:lvl>
+    <w:lvl w:ilvl="5" w:tentative="1">
+      <w:start w:val="1"/>
+      <w:numFmt w:val="bullet"/>
+      <w:lvlText w:val=""/>
+      <w:lvlJc w:val="left"/>
+      <w:pPr>
+        <w:tabs>
+          <w:tab w:val="num" w:pos="4320"/>
+        </w:tabs>
+        <w:ind w:left="4320" w:hanging="360"/>
+      </w:pPr>
+      <w:rPr>
+        <w:rFonts w:ascii="Wingdings" w:hAnsi="Wingdings" w:hint="default"/>
+        <w:sz w:val="20"/>
+      </w:rPr>
+    </w:lvl>
+    <w:lvl w:ilvl="6" w:tentative="1">
+      <w:start w:val="1"/>
+      <w:numFmt w:val="bullet"/>
+      <w:lvlText w:val=""/>
+      <w:lvlJc w:val="left"/>
+      <w:pPr>
+        <w:tabs>
+          <w:tab w:val="num" w:pos="5040"/>
+        </w:tabs>
+        <w:ind w:left="5040" w:hanging="360"/>
+      </w:pPr>
+      <w:rPr>
+        <w:rFonts w:ascii="Wingdings" w:hAnsi="Wingdings" w:hint="default"/>
+        <w:sz w:val="20"/>
+      </w:rPr>
+    </w:lvl>
+    <w:lvl w:ilvl="7" w:tentative="1">
+      <w:start w:val="1"/>
+      <w:numFmt w:val="bullet"/>
+      <w:lvlText w:val=""/>
+      <w:lvlJc w:val="left"/>
+      <w:pPr>
+        <w:tabs>
+          <w:tab w:val="num" w:pos="5760"/>
+        </w:tabs>
+        <w:ind w:left="5760" w:hanging="360"/>
+      </w:pPr>
+      <w:rPr>
+        <w:rFonts w:ascii="Wingdings" w:hAnsi="Wingdings" w:hint="default"/>
+        <w:sz w:val="20"/>
+      </w:rPr>
+    </w:lvl>
+    <w:lvl w:ilvl="8" w:tentative="1">
+      <w:start w:val="1"/>
+      <w:numFmt w:val="bullet"/>
+      <w:lvlText w:val=""/>
+      <w:lvlJc w:val="left"/>
+      <w:pPr>
+        <w:tabs>
+          <w:tab w:val="num" w:pos="6480"/>
+        </w:tabs>
+        <w:ind w:left="6480" w:hanging="360"/>
+      </w:pPr>
+      <w:rPr>
+        <w:rFonts w:ascii="Wingdings" w:hAnsi="Wingdings" w:hint="default"/>
+        <w:sz w:val="20"/>
+      </w:rPr>
+    </w:lvl>
+  </w:abstractNum>
+  <w:abstractNum w:abstractNumId="29" w15:restartNumberingAfterBreak="0">
+    <w:nsid w:val="76340964"/>
+    <w:multiLevelType w:val="multilevel"/>
+    <w:tmpl w:val="CA9A1E6C"/>
+    <w:lvl w:ilvl="0">
+      <w:start w:val="1"/>
+      <w:numFmt w:val="bullet"/>
+      <w:lvlText w:val=""/>
+      <w:lvlJc w:val="left"/>
+      <w:pPr>
+        <w:tabs>
+          <w:tab w:val="num" w:pos="720"/>
+        </w:tabs>
+        <w:ind w:left="720" w:hanging="360"/>
+      </w:pPr>
+      <w:rPr>
+        <w:rFonts w:ascii="Symbol" w:hAnsi="Symbol" w:hint="default"/>
+        <w:sz w:val="20"/>
+      </w:rPr>
+    </w:lvl>
+    <w:lvl w:ilvl="1" w:tentative="1">
+      <w:start w:val="1"/>
+      <w:numFmt w:val="bullet"/>
+      <w:lvlText w:val="o"/>
+      <w:lvlJc w:val="left"/>
+      <w:pPr>
+        <w:tabs>
+          <w:tab w:val="num" w:pos="1440"/>
+        </w:tabs>
+        <w:ind w:left="1440" w:hanging="360"/>
+      </w:pPr>
+      <w:rPr>
+        <w:rFonts w:ascii="Courier New" w:hAnsi="Courier New" w:hint="default"/>
+        <w:sz w:val="20"/>
+      </w:rPr>
+    </w:lvl>
+    <w:lvl w:ilvl="2" w:tentative="1">
+      <w:start w:val="1"/>
+      <w:numFmt w:val="bullet"/>
+      <w:lvlText w:val=""/>
+      <w:lvlJc w:val="left"/>
+      <w:pPr>
+        <w:tabs>
+          <w:tab w:val="num" w:pos="2160"/>
+        </w:tabs>
+        <w:ind w:left="2160" w:hanging="360"/>
+      </w:pPr>
+      <w:rPr>
+        <w:rFonts w:ascii="Wingdings" w:hAnsi="Wingdings" w:hint="default"/>
+        <w:sz w:val="20"/>
+      </w:rPr>
+    </w:lvl>
+    <w:lvl w:ilvl="3" w:tentative="1">
+      <w:start w:val="1"/>
+      <w:numFmt w:val="bullet"/>
+      <w:lvlText w:val=""/>
+      <w:lvlJc w:val="left"/>
+      <w:pPr>
+        <w:tabs>
+          <w:tab w:val="num" w:pos="2880"/>
+        </w:tabs>
+        <w:ind w:left="2880" w:hanging="360"/>
+      </w:pPr>
+      <w:rPr>
+        <w:rFonts w:ascii="Wingdings" w:hAnsi="Wingdings" w:hint="default"/>
+        <w:sz w:val="20"/>
+      </w:rPr>
+    </w:lvl>
+    <w:lvl w:ilvl="4" w:tentative="1">
+      <w:start w:val="1"/>
+      <w:numFmt w:val="bullet"/>
+      <w:lvlText w:val=""/>
+      <w:lvlJc w:val="left"/>
+      <w:pPr>
+        <w:tabs>
+          <w:tab w:val="num" w:pos="3600"/>
+        </w:tabs>
+        <w:ind w:left="3600" w:hanging="360"/>
+      </w:pPr>
+      <w:rPr>
+        <w:rFonts w:ascii="Wingdings" w:hAnsi="Wingdings" w:hint="default"/>
+        <w:sz w:val="20"/>
+      </w:rPr>
+    </w:lvl>
+    <w:lvl w:ilvl="5" w:tentative="1">
+      <w:start w:val="1"/>
+      <w:numFmt w:val="bullet"/>
+      <w:lvlText w:val=""/>
+      <w:lvlJc w:val="left"/>
+      <w:pPr>
+        <w:tabs>
+          <w:tab w:val="num" w:pos="4320"/>
+        </w:tabs>
+        <w:ind w:left="4320" w:hanging="360"/>
+      </w:pPr>
+      <w:rPr>
+        <w:rFonts w:ascii="Wingdings" w:hAnsi="Wingdings" w:hint="default"/>
+        <w:sz w:val="20"/>
+      </w:rPr>
+    </w:lvl>
+    <w:lvl w:ilvl="6" w:tentative="1">
+      <w:start w:val="1"/>
+      <w:numFmt w:val="bullet"/>
+      <w:lvlText w:val=""/>
+      <w:lvlJc w:val="left"/>
+      <w:pPr>
+        <w:tabs>
+          <w:tab w:val="num" w:pos="5040"/>
+        </w:tabs>
+        <w:ind w:left="5040" w:hanging="360"/>
+      </w:pPr>
+      <w:rPr>
+        <w:rFonts w:ascii="Wingdings" w:hAnsi="Wingdings" w:hint="default"/>
+        <w:sz w:val="20"/>
+      </w:rPr>
+    </w:lvl>
+    <w:lvl w:ilvl="7" w:tentative="1">
+      <w:start w:val="1"/>
+      <w:numFmt w:val="bullet"/>
+      <w:lvlText w:val=""/>
+      <w:lvlJc w:val="left"/>
+      <w:pPr>
+        <w:tabs>
+          <w:tab w:val="num" w:pos="5760"/>
+        </w:tabs>
+        <w:ind w:left="5760" w:hanging="360"/>
+      </w:pPr>
+      <w:rPr>
+        <w:rFonts w:ascii="Wingdings" w:hAnsi="Wingdings" w:hint="default"/>
+        <w:sz w:val="20"/>
+      </w:rPr>
+    </w:lvl>
+    <w:lvl w:ilvl="8" w:tentative="1">
+      <w:start w:val="1"/>
+      <w:numFmt w:val="bullet"/>
+      <w:lvlText w:val=""/>
+      <w:lvlJc w:val="left"/>
+      <w:pPr>
+        <w:tabs>
+          <w:tab w:val="num" w:pos="6480"/>
+        </w:tabs>
+        <w:ind w:left="6480" w:hanging="360"/>
+      </w:pPr>
+      <w:rPr>
+        <w:rFonts w:ascii="Wingdings" w:hAnsi="Wingdings" w:hint="default"/>
+        <w:sz w:val="20"/>
+      </w:rPr>
+    </w:lvl>
+  </w:abstractNum>
+  <w:abstractNum w:abstractNumId="30" w15:restartNumberingAfterBreak="0">
+    <w:nsid w:val="7DA62CF3"/>
+    <w:multiLevelType w:val="multilevel"/>
+    <w:tmpl w:val="4F3AC00A"/>
+    <w:lvl w:ilvl="0">
+      <w:start w:val="1"/>
+      <w:numFmt w:val="bullet"/>
+      <w:lvlText w:val=""/>
+      <w:lvlJc w:val="left"/>
+      <w:pPr>
+        <w:tabs>
+          <w:tab w:val="num" w:pos="720"/>
+        </w:tabs>
+        <w:ind w:left="720" w:hanging="360"/>
+      </w:pPr>
+      <w:rPr>
+        <w:rFonts w:ascii="Symbol" w:hAnsi="Symbol" w:hint="default"/>
+        <w:sz w:val="20"/>
+      </w:rPr>
+    </w:lvl>
+    <w:lvl w:ilvl="1" w:tentative="1">
+      <w:start w:val="1"/>
+      <w:numFmt w:val="bullet"/>
+      <w:lvlText w:val="o"/>
+      <w:lvlJc w:val="left"/>
+      <w:pPr>
+        <w:tabs>
+          <w:tab w:val="num" w:pos="1440"/>
+        </w:tabs>
+        <w:ind w:left="1440" w:hanging="360"/>
+      </w:pPr>
+      <w:rPr>
+        <w:rFonts w:ascii="Courier New" w:hAnsi="Courier New" w:hint="default"/>
+        <w:sz w:val="20"/>
+      </w:rPr>
+    </w:lvl>
+    <w:lvl w:ilvl="2" w:tentative="1">
+      <w:start w:val="1"/>
+      <w:numFmt w:val="bullet"/>
+      <w:lvlText w:val=""/>
+      <w:lvlJc w:val="left"/>
+      <w:pPr>
+        <w:tabs>
+          <w:tab w:val="num" w:pos="2160"/>
+        </w:tabs>
+        <w:ind w:left="2160" w:hanging="360"/>
+      </w:pPr>
+      <w:rPr>
+        <w:rFonts w:ascii="Wingdings" w:hAnsi="Wingdings" w:hint="default"/>
+        <w:sz w:val="20"/>
+      </w:rPr>
+    </w:lvl>
+    <w:lvl w:ilvl="3" w:tentative="1">
+      <w:start w:val="1"/>
+      <w:numFmt w:val="bullet"/>
+      <w:lvlText w:val=""/>
+      <w:lvlJc w:val="left"/>
+      <w:pPr>
+        <w:tabs>
+          <w:tab w:val="num" w:pos="2880"/>
+        </w:tabs>
+        <w:ind w:left="2880" w:hanging="360"/>
+      </w:pPr>
+      <w:rPr>
+        <w:rFonts w:ascii="Wingdings" w:hAnsi="Wingdings" w:hint="default"/>
+        <w:sz w:val="20"/>
+      </w:rPr>
+    </w:lvl>
+    <w:lvl w:ilvl="4" w:tentative="1">
+      <w:start w:val="1"/>
+      <w:numFmt w:val="bullet"/>
+      <w:lvlText w:val=""/>
+      <w:lvlJc w:val="left"/>
+      <w:pPr>
+        <w:tabs>
+          <w:tab w:val="num" w:pos="3600"/>
+        </w:tabs>
+        <w:ind w:left="3600" w:hanging="360"/>
+      </w:pPr>
+      <w:rPr>
+        <w:rFonts w:ascii="Wingdings" w:hAnsi="Wingdings" w:hint="default"/>
+        <w:sz w:val="20"/>
+      </w:rPr>
+    </w:lvl>
+    <w:lvl w:ilvl="5" w:tentative="1">
+      <w:start w:val="1"/>
+      <w:numFmt w:val="bullet"/>
+      <w:lvlText w:val=""/>
+      <w:lvlJc w:val="left"/>
+      <w:pPr>
+        <w:tabs>
+          <w:tab w:val="num" w:pos="4320"/>
+        </w:tabs>
+        <w:ind w:left="4320" w:hanging="360"/>
+      </w:pPr>
+      <w:rPr>
+        <w:rFonts w:ascii="Wingdings" w:hAnsi="Wingdings" w:hint="default"/>
+        <w:sz w:val="20"/>
+      </w:rPr>
+    </w:lvl>
+    <w:lvl w:ilvl="6" w:tentative="1">
+      <w:start w:val="1"/>
+      <w:numFmt w:val="bullet"/>
+      <w:lvlText w:val=""/>
+      <w:lvlJc w:val="left"/>
+      <w:pPr>
+        <w:tabs>
+          <w:tab w:val="num" w:pos="5040"/>
+        </w:tabs>
+        <w:ind w:left="5040" w:hanging="360"/>
+      </w:pPr>
+      <w:rPr>
+        <w:rFonts w:ascii="Wingdings" w:hAnsi="Wingdings" w:hint="default"/>
+        <w:sz w:val="20"/>
+      </w:rPr>
+    </w:lvl>
+    <w:lvl w:ilvl="7" w:tentative="1">
+      <w:start w:val="1"/>
+      <w:numFmt w:val="bullet"/>
+      <w:lvlText w:val=""/>
+      <w:lvlJc w:val="left"/>
+      <w:pPr>
+        <w:tabs>
+          <w:tab w:val="num" w:pos="5760"/>
+        </w:tabs>
+        <w:ind w:left="5760" w:hanging="360"/>
+      </w:pPr>
+      <w:rPr>
+        <w:rFonts w:ascii="Wingdings" w:hAnsi="Wingdings" w:hint="default"/>
+        <w:sz w:val="20"/>
+      </w:rPr>
+    </w:lvl>
+    <w:lvl w:ilvl="8" w:tentative="1">
+      <w:start w:val="1"/>
+      <w:numFmt w:val="bullet"/>
+      <w:lvlText w:val=""/>
+      <w:lvlJc w:val="left"/>
+      <w:pPr>
+        <w:tabs>
+          <w:tab w:val="num" w:pos="6480"/>
+        </w:tabs>
+        <w:ind w:left="6480" w:hanging="360"/>
+      </w:pPr>
+      <w:rPr>
+        <w:rFonts w:ascii="Wingdings" w:hAnsi="Wingdings" w:hint="default"/>
+        <w:sz w:val="20"/>
+      </w:rPr>
+    </w:lvl>
+  </w:abstractNum>
   <w:num w:numId="1" w16cid:durableId="1740126664">
-    <w:abstractNumId w:val="7"/>
+    <w:abstractNumId w:val="10"/>
   </w:num>
   <w:num w:numId="2" w16cid:durableId="2133552870">
-    <w:abstractNumId w:val="12"/>
+    <w:abstractNumId w:val="19"/>
   </w:num>
   <w:num w:numId="3" w16cid:durableId="563180956">
-    <w:abstractNumId w:val="11"/>
+    <w:abstractNumId w:val="17"/>
   </w:num>
   <w:num w:numId="4" w16cid:durableId="1773012578">
-    <w:abstractNumId w:val="13"/>
+    <w:abstractNumId w:val="20"/>
   </w:num>
   <w:num w:numId="5" w16cid:durableId="952901470">
-    <w:abstractNumId w:val="3"/>
+    <w:abstractNumId w:val="4"/>
   </w:num>
   <w:num w:numId="6" w16cid:durableId="999776300">
     <w:abstractNumId w:val="0"/>
   </w:num>
   <w:num w:numId="7" w16cid:durableId="676814398">
-    <w:abstractNumId w:val="14"/>
+    <w:abstractNumId w:val="21"/>
   </w:num>
   <w:num w:numId="8" w16cid:durableId="473647248">
-    <w:abstractNumId w:val="8"/>
+    <w:abstractNumId w:val="13"/>
   </w:num>
   <w:num w:numId="9" w16cid:durableId="1283731553">
     <w:abstractNumId w:val="1"/>
   </w:num>
   <w:num w:numId="10" w16cid:durableId="622231275">
+    <w:abstractNumId w:val="9"/>
+  </w:num>
+  <w:num w:numId="11" w16cid:durableId="323558330">
+    <w:abstractNumId w:val="25"/>
+  </w:num>
+  <w:num w:numId="12" w16cid:durableId="527571759">
+    <w:abstractNumId w:val="24"/>
+  </w:num>
+  <w:num w:numId="13" w16cid:durableId="285088491">
+    <w:abstractNumId w:val="3"/>
+  </w:num>
+  <w:num w:numId="14" w16cid:durableId="419719657">
+    <w:abstractNumId w:val="23"/>
+  </w:num>
+  <w:num w:numId="15" w16cid:durableId="1658803099">
+    <w:abstractNumId w:val="22"/>
+  </w:num>
+  <w:num w:numId="16" w16cid:durableId="501624692">
+    <w:abstractNumId w:val="15"/>
+  </w:num>
+  <w:num w:numId="17" w16cid:durableId="1060446096">
+    <w:abstractNumId w:val="7"/>
+  </w:num>
+  <w:num w:numId="18" w16cid:durableId="389114977">
+    <w:abstractNumId w:val="5"/>
+  </w:num>
+  <w:num w:numId="19" w16cid:durableId="2087680582">
+    <w:abstractNumId w:val="14"/>
+  </w:num>
+  <w:num w:numId="20" w16cid:durableId="1811897333">
+    <w:abstractNumId w:val="30"/>
+  </w:num>
+  <w:num w:numId="21" w16cid:durableId="1092815991">
+    <w:abstractNumId w:val="12"/>
+  </w:num>
+  <w:num w:numId="22" w16cid:durableId="1560901523">
     <w:abstractNumId w:val="6"/>
   </w:num>
-  <w:num w:numId="11" w16cid:durableId="323558330">
+  <w:num w:numId="23" w16cid:durableId="1138911896">
     <w:abstractNumId w:val="18"/>
   </w:num>
-  <w:num w:numId="12" w16cid:durableId="527571759">
-    <w:abstractNumId w:val="17"/>
+  <w:num w:numId="24" w16cid:durableId="1951693701">
+    <w:abstractNumId w:val="8"/>
   </w:num>
-  <w:num w:numId="13" w16cid:durableId="285088491">
+  <w:num w:numId="25" w16cid:durableId="1350523172">
+    <w:abstractNumId w:val="29"/>
+  </w:num>
+  <w:num w:numId="26" w16cid:durableId="541334390">
+    <w:abstractNumId w:val="26"/>
+  </w:num>
+  <w:num w:numId="27" w16cid:durableId="533810739">
+    <w:abstractNumId w:val="11"/>
+  </w:num>
+  <w:num w:numId="28" w16cid:durableId="704208308">
+    <w:abstractNumId w:val="16"/>
+  </w:num>
+  <w:num w:numId="29" w16cid:durableId="456607210">
     <w:abstractNumId w:val="2"/>
   </w:num>
-  <w:num w:numId="14" w16cid:durableId="419719657">
-    <w:abstractNumId w:val="16"/>
+  <w:num w:numId="30" w16cid:durableId="294919892">
+    <w:abstractNumId w:val="27"/>
   </w:num>
-  <w:num w:numId="15" w16cid:durableId="1658803099">
-    <w:abstractNumId w:val="15"/>
-  </w:num>
-  <w:num w:numId="16" w16cid:durableId="501624692">
-    <w:abstractNumId w:val="10"/>
-  </w:num>
-  <w:num w:numId="17" w16cid:durableId="1060446096">
-    <w:abstractNumId w:val="5"/>
-  </w:num>
-  <w:num w:numId="18" w16cid:durableId="389114977">
-    <w:abstractNumId w:val="4"/>
-  </w:num>
-  <w:num w:numId="19" w16cid:durableId="2087680582">
-    <w:abstractNumId w:val="9"/>
+  <w:num w:numId="31" w16cid:durableId="1711415542">
+    <w:abstractNumId w:val="28"/>
   </w:num>
 </w:numbering>
 </file>
